--- a/Anleitung_V126.docx
+++ b/Anleitung_V126.docx
@@ -11068,58 +11068,72 @@
       <w:pPr>
         <w:pStyle w:val="Textkrper"/>
         <w:rPr>
-          <w:lang w:val="de-DE"/>
-        </w:rPr>
-      </w:pPr>
-      <w:r>
-        <w:rPr>
           <w:b/>
           <w:bCs/>
           <w:lang w:val="de-DE"/>
         </w:rPr>
-        <w:t>Zeichensatz:</w:t>
-      </w:r>
-      <w:r>
-        <w:rPr>
-          <w:lang w:val="de-DE"/>
-        </w:rPr>
-        <w:t xml:space="preserve"> Anschließend lässt sich der Zeichensatz der Quelldatei wählen — „Automatisch erkennen“ (Standard; erkennt UTF-8 mit/ohne BOM bzw. ANSI/Windows-1252 selbst), „UTF-8“ oder „ANSI (Windows-1252)“. Die automatische Erkennung ist im Normalfall die beste Wahl; das Erzwingen hilft nur bei ungewöhnlich kodierten Dateien.</w:t>
-      </w:r>
-      <w:r>
-        <w:rPr>
-          <w:lang w:val="de-DE"/>
-        </w:rPr>
-        <w:br/>
-      </w:r>
+      </w:pPr>
       <w:r>
         <w:rPr>
           <w:b/>
           <w:bCs/>
           <w:lang w:val="de-DE"/>
         </w:rPr>
+        <w:t>Zeichensatz:</w:t>
+      </w:r>
+      <w:r>
+        <w:rPr>
+          <w:lang w:val="de-DE"/>
+        </w:rPr>
+        <w:t xml:space="preserve"> Anschließend lässt sich der Zeichensatz der Quelldatei wählen — „Automatisch erkennen“ (Standard; erkennt UTF-8 mit/ohne BOM bzw. ANSI/Windows-1252 selbst), „UTF-8“ oder „ANSI (Windows-1252)“. Die automatische Erkennung ist im Normalfall die beste Wahl; das Erzwingen hilft nur bei ungewöhnlich kodierten Dateien.</w:t>
+      </w:r>
+      <w:r>
+        <w:rPr>
+          <w:lang w:val="de-DE"/>
+        </w:rPr>
+        <w:br/>
+      </w:r>
+      <w:r>
+        <w:rPr>
+          <w:b/>
+          <w:bCs/>
+          <w:lang w:val="de-DE"/>
+        </w:rPr>
         <w:t>Achtung! Das Programm erwartet Semikolons als Trennzeichen.</w:t>
       </w:r>
     </w:p>
     <w:p>
       <w:pPr>
+        <w:rPr>
+          <w:b/>
+          <w:bCs/>
+          <w:lang w:val="de-DE"/>
+        </w:rPr>
+      </w:pPr>
+      <w:r>
+        <w:rPr>
+          <w:b/>
+          <w:bCs/>
+          <w:lang w:val="de-DE"/>
+        </w:rPr>
+        <w:br w:type="page"/>
+      </w:r>
+    </w:p>
+    <w:p>
+      <w:pPr>
         <w:pStyle w:val="berschrift3"/>
         <w:rPr>
           <w:lang w:val="de-DE"/>
         </w:rPr>
       </w:pPr>
-      <w:bookmarkStart w:id="46" w:name="button-7-uv-als-gpu-exportieren"/>
+      <w:bookmarkStart w:id="46" w:name="_Toc235963918"/>
+      <w:bookmarkStart w:id="47" w:name="button-7-uv-als-gpu-exportieren"/>
       <w:bookmarkEnd w:id="45"/>
       <w:r>
         <w:rPr>
           <w:lang w:val="de-DE"/>
         </w:rPr>
-        <w:br/>
-      </w:r>
-      <w:bookmarkStart w:id="47" w:name="_Toc235963918"/>
-      <w:r>
-        <w:rPr>
-          <w:lang w:val="de-DE"/>
-        </w:rPr>
+        <w:lastRenderedPageBreak/>
         <w:t>Button 7 – Der Stundenplantransfer in die Untisdatei mittels UV-Export</w:t>
       </w:r>
       <w:r>
@@ -11135,11 +11149,26 @@
         <w:br/>
         <w:t>Exportiert die Unterrichtsverteilung als GPU002-Datei für den Reimport nach Untis. Vor dem Speichern öffnet sich ein Auswahldialog, in dem sich der Umfang des Exports, der Zeichensatz und der ZZ-Lehrer-Trick festlegen lassen.</w:t>
       </w:r>
-      <w:bookmarkEnd w:id="47"/>
+      <w:bookmarkEnd w:id="46"/>
+      <w:r>
+        <w:rPr>
+          <w:lang w:val="de-DE"/>
+        </w:rPr>
+        <w:br/>
+      </w:r>
     </w:p>
     <w:p>
       <w:pPr>
         <w:pStyle w:val="Textkrper"/>
+        <w:rPr>
+          <w:lang w:val="de-DE"/>
+        </w:rPr>
+      </w:pPr>
+    </w:p>
+    <w:p>
+      <w:pPr>
+        <w:pStyle w:val="Compact"/>
+        <w:cnfStyle w:val="100000000000" w:firstRow="1" w:lastRow="0" w:firstColumn="0" w:lastColumn="0" w:oddVBand="0" w:evenVBand="0" w:oddHBand="0" w:evenHBand="0" w:firstRowFirstColumn="0" w:firstRowLastColumn="0" w:lastRowFirstColumn="0" w:lastRowLastColumn="0"/>
         <w:rPr>
           <w:lang w:val="de-DE"/>
         </w:rPr>
@@ -11156,30 +11185,15 @@
         <w:rPr>
           <w:lang w:val="de-DE"/>
         </w:rPr>
-        <w:t xml:space="preserve"> Der Dialog ist wie „Gezielt fixieren und ignorieren“ (Button 8) aufgebaut: Über die Filterlisten für Klassen, Lehrer, Fächer und ZeilenText-2 (Mehrfachauswahl, ODER-Verknüpfung) werden passende U-Nrn vorausgewählt; zusätzlich lässt sich die U-Nr-Liste direkt bearbeiten („Aus Filter übernehmen“, „Alle“, „Keine“). </w:t>
-      </w:r>
-      <w:r>
-        <w:rPr>
-          <w:lang w:val="de-DE"/>
-        </w:rPr>
-        <w:lastRenderedPageBreak/>
-        <w:t>Exportiert werden dann nur die gewählten Unterrichte. Bleiben Filter und U-Nr-Liste leer, werden alle Unterrichte exportiert.</w:t>
-      </w:r>
-    </w:p>
-    <w:p>
-      <w:pPr>
-        <w:pStyle w:val="Textkrper"/>
-        <w:rPr>
-          <w:lang w:val="de-DE"/>
-        </w:rPr>
-      </w:pPr>
+        <w:t xml:space="preserve"> Der Dialog ist wie „Gezielt fixieren und ignorieren“ (Button 8) aufgebaut: Über die Filterlisten für Klassen, Lehrer, Fächer und ZeilenText-2 (Mehrfachauswahl, ODER-Verknüpfung) werden passende U-Nrn vorausgewählt; zusätzlich lässt sich die U-Nr-Liste direkt bearbeiten („Aus Filter übernehmen“, „Alle“, „Keine“). Exportiert werden dann nur die gewählten Unterrichte. Bleiben Filter und U-Nr-Liste leer, werden alle Unterrichte exportiert.</w:t>
+      </w:r>
       <w:r>
         <w:rPr>
           <w:b/>
           <w:bCs/>
           <w:lang w:val="de-DE"/>
         </w:rPr>
-        <w:t>Zeichensatz:</w:t>
+        <w:t>eichensatz:</w:t>
       </w:r>
       <w:r>
         <w:rPr>
@@ -11201,10 +11215,397 @@
       </w:r>
       <w:r>
         <w:rPr>
+          <w:b/>
+          <w:bCs/>
+          <w:lang w:val="de-DE"/>
+        </w:rPr>
+        <w:t>Stundenplan export nach Untis = Stundenplanimport in die Untisdatei hinein</w:t>
+      </w:r>
+      <w:r>
+        <w:rPr>
+          <w:b/>
+          <w:bCs/>
           <w:lang w:val="de-DE"/>
         </w:rPr>
         <w:br/>
-        <w:t>Genaue Anleitung nächste Seite</w:t>
+      </w:r>
+      <w:r>
+        <w:rPr>
+          <w:b/>
+          <w:bCs/>
+          <w:lang w:val="de-DE"/>
+        </w:rPr>
+        <w:br/>
+        <w:t>Der ZZ-Lehrer-Trick:</w:t>
+      </w:r>
+      <w:r>
+        <w:rPr>
+          <w:lang w:val="de-DE"/>
+        </w:rPr>
+        <w:t xml:space="preserve"> </w:t>
+      </w:r>
+      <w:r>
+        <w:rPr>
+          <w:lang w:val="de-DE"/>
+        </w:rPr>
+        <w:br/>
+      </w:r>
+      <w:r>
+        <w:rPr>
+          <w:lang w:val="de-DE"/>
+        </w:rPr>
+        <w:br/>
+        <w:t>Optional fügt der Export pro gewählter U-Nr einen Dummy-Lehrer „ZZ“ hinzu und erzeugt zusätzlich eine Zeitwunsch-Datei (GPU016_ZZ.TXT), die diesen Dummy-Lehrer überall außer am tatsächlichen Slot (aus einer im Dialog gewählten Lösung) mit −3 sperrt. Damit verplant der Untis-Optimierer die Unterrichte automatisch an die vorgesehene Stelle, ohne manuelles Ziehen. Der Trick wirkt nur auf die ausgewählten U-Nrn.</w:t>
+      </w:r>
+      <w:r>
+        <w:rPr>
+          <w:lang w:val="de-DE"/>
+        </w:rPr>
+        <w:br/>
+      </w:r>
+      <w:r>
+        <w:rPr>
+          <w:lang w:val="de-DE"/>
+        </w:rPr>
+        <w:br/>
+        <w:t>ℹ Beim aktiven ZZ-Trick fragt der Export zusätzlich nach dem Umfang: vollständiger UV-Export der gewählten Unterrichte inkl. ZZ-Zeilen oder nur die ZZ-Lehrer-Zeilen (kleine Datei, Regelfall, da die UV meist schon aus Untis stammt). Beide erzeugten Dateien (GPU002 und GPU016_ZZ) zusammen in Untis importieren.</w:t>
+      </w:r>
+      <w:r>
+        <w:rPr>
+          <w:lang w:val="de-DE"/>
+        </w:rPr>
+        <w:br/>
+        <w:t>Zur Sicherheit gegen UV-Beschädigung in der Untisdatei:</w:t>
+      </w:r>
+      <w:r>
+        <w:rPr>
+          <w:lang w:val="de-DE"/>
+        </w:rPr>
+        <w:br/>
+        <w:t>Zunächst in Untis ein Backup der gültigen UV als GPU-Datei erstellen, dann ZZ-Lehrer importieren und Stundenverplanen, dann Backup-Datei reimportieren. Anschließend die ZZ-Lehrer aus den Stammdaten löschen.</w:t>
+      </w:r>
+      <w:r>
+        <w:rPr>
+          <w:lang w:val="de-DE"/>
+        </w:rPr>
+        <w:br/>
+        <w:t>Zum Schluss die Backup-Exportdatei der UV reimportieren</w:t>
+      </w:r>
+      <w:r>
+        <w:rPr>
+          <w:lang w:val="de-DE"/>
+        </w:rPr>
+        <w:br/>
+      </w:r>
+      <w:r>
+        <w:rPr>
+          <w:b/>
+          <w:bCs/>
+          <w:lang w:val="de-DE"/>
+        </w:rPr>
+        <w:t>Vorsicht Untis Bug!</w:t>
+      </w:r>
+      <w:r>
+        <w:rPr>
+          <w:lang w:val="de-DE"/>
+        </w:rPr>
+        <w:t xml:space="preserve"> Beim manuellen Löschen der ZZ-Lehrer gehen in der UV die Räume verloren. Deshalb besser mit Backupdatei die alten Daten exakt wiederherstellen</w:t>
+      </w:r>
+      <w:r>
+        <w:rPr>
+          <w:lang w:val="de-DE"/>
+        </w:rPr>
+        <w:br/>
+      </w:r>
+      <w:r>
+        <w:rPr>
+          <w:lang w:val="de-DE"/>
+        </w:rPr>
+        <w:br/>
+      </w:r>
+      <w:r>
+        <w:rPr>
+          <w:b/>
+          <w:bCs/>
+          <w:lang w:val="de-DE"/>
+        </w:rPr>
+        <w:t>Folgendes Verfahren hat sich bewährt:</w:t>
+      </w:r>
+      <w:r>
+        <w:rPr>
+          <w:b/>
+          <w:bCs/>
+          <w:lang w:val="de-DE"/>
+        </w:rPr>
+        <w:br/>
+      </w:r>
+      <w:r>
+        <w:rPr>
+          <w:lang w:val="de-DE"/>
+        </w:rPr>
+        <w:br/>
+      </w:r>
+      <w:r>
+        <w:rPr>
+          <w:b/>
+          <w:bCs/>
+          <w:sz w:val="28"/>
+          <w:szCs w:val="28"/>
+          <w:lang w:val="de-DE"/>
+        </w:rPr>
+        <w:t>Sicherungskopie der aktuellen Untis-Datei erstellen!</w:t>
+      </w:r>
+    </w:p>
+    <w:p>
+      <w:pPr>
+        <w:pStyle w:val="Textkrper"/>
+        <w:rPr>
+          <w:lang w:val="de-DE"/>
+        </w:rPr>
+      </w:pPr>
+      <w:r>
+        <w:rPr>
+          <w:lang w:val="de-DE"/>
+        </w:rPr>
+        <w:br/>
+        <w:t>1.) In der Untisdatei die korrekte UV als GPU-Datei exportieren</w:t>
+      </w:r>
+      <w:r>
+        <w:rPr>
+          <w:lang w:val="de-DE"/>
+        </w:rPr>
+        <w:br/>
+        <w:t>2.) Im Stundenplanprogramm Exportfunktion „UV als GPU exportieren“ anklicken</w:t>
+      </w:r>
+      <w:r>
+        <w:rPr>
+          <w:lang w:val="de-DE"/>
+        </w:rPr>
+        <w:br/>
+      </w:r>
+      <w:r>
+        <w:rPr>
+          <w:lang w:val="de-DE"/>
+        </w:rPr>
+        <w:lastRenderedPageBreak/>
+        <w:t>3.) Als ZZ-Quelle GPU002-Datei anklicken und die unter Punkt 1 exportierte GPU-Datei auswählen und öffnen, dann auf „weiter“</w:t>
+      </w:r>
+      <w:r>
+        <w:rPr>
+          <w:lang w:val="de-DE"/>
+        </w:rPr>
+        <w:br/>
+        <w:t>4.) Unter selbst gewähltem Namen neue GPU speichern. (Diese enthält die ZZ-Lehrer)</w:t>
+      </w:r>
+      <w:r>
+        <w:rPr>
+          <w:lang w:val="de-DE"/>
+        </w:rPr>
+        <w:br/>
+        <w:t>5.) In der Untisdatei diese GPU-Datei aus Punkt 4 importieren sowie die automatisch miterzeugte GPU01</w:t>
+      </w:r>
+      <w:r>
+        <w:rPr>
+          <w:lang w:val="de-DE"/>
+        </w:rPr>
+        <w:t>6</w:t>
+      </w:r>
+      <w:r>
+        <w:rPr>
+          <w:lang w:val="de-DE"/>
+        </w:rPr>
+        <w:t xml:space="preserve"> für die ZZ-Lehrer</w:t>
+      </w:r>
+    </w:p>
+    <w:p>
+      <w:pPr>
+        <w:pStyle w:val="Textkrper"/>
+        <w:rPr>
+          <w:lang w:val="de-DE"/>
+        </w:rPr>
+      </w:pPr>
+      <w:r>
+        <w:rPr>
+          <w:lang w:val="de-DE"/>
+        </w:rPr>
+        <w:t>6</w:t>
+      </w:r>
+      <w:r>
+        <w:rPr>
+          <w:lang w:val="de-DE"/>
+        </w:rPr>
+        <w:t xml:space="preserve">. Die  </w:t>
+      </w:r>
+      <w:r>
+        <w:rPr>
+          <w:lang w:val="de-DE"/>
+        </w:rPr>
+        <w:t>_ZZ.gpu über den Menupunkt „Zeitwünsche der Elemente“</w:t>
+      </w:r>
+      <w:r>
+        <w:rPr>
+          <w:lang w:val="de-DE"/>
+        </w:rPr>
+        <w:t xml:space="preserve"> importieren</w:t>
+      </w:r>
+      <w:r>
+        <w:rPr>
+          <w:lang w:val="de-DE"/>
+        </w:rPr>
+        <w:t xml:space="preserve">.  Anschließend Schnelloptimierer kurz laufen lassen. Die allermeisten Unterrichte sind dann an ihrem Platz. </w:t>
+      </w:r>
+      <w:r>
+        <w:rPr>
+          <w:lang w:val="de-DE"/>
+        </w:rPr>
+        <w:br/>
+      </w:r>
+      <w:r>
+        <w:rPr>
+          <w:lang w:val="de-DE"/>
+        </w:rPr>
+        <w:br/>
+        <w:t>7. ZZ-Lehrer aus den Stammdaten mit Markieren und löschen inkl. ihrer Unterrichte</w:t>
+      </w:r>
+    </w:p>
+    <w:p>
+      <w:pPr>
+        <w:pStyle w:val="Textkrper"/>
+        <w:rPr>
+          <w:lang w:val="de-DE"/>
+        </w:rPr>
+      </w:pPr>
+      <w:r>
+        <w:rPr>
+          <w:lang w:val="de-DE"/>
+        </w:rPr>
+        <w:t xml:space="preserve">8. Die unter 1 erzeugte UV-Datei reimportieren. Das ist wichtig, da das Löschen der ZZ-Lehrer aus den Stammdaten gelegentlich zu Fehlern </w:t>
+      </w:r>
+      <w:r>
+        <w:rPr>
+          <w:lang w:val="de-DE"/>
+        </w:rPr>
+        <w:t>bei den nichtgelöschten Unterrichten führt.</w:t>
+      </w:r>
+    </w:p>
+    <w:p>
+      <w:pPr>
+        <w:pStyle w:val="Textkrper"/>
+        <w:rPr>
+          <w:lang w:val="de-DE"/>
+        </w:rPr>
+      </w:pPr>
+    </w:p>
+    <w:p>
+      <w:pPr>
+        <w:pStyle w:val="Textkrper"/>
+        <w:rPr>
+          <w:lang w:val="de-DE"/>
+        </w:rPr>
+      </w:pPr>
+    </w:p>
+    <w:p>
+      <w:pPr>
+        <w:pStyle w:val="Textkrper"/>
+        <w:rPr>
+          <w:lang w:val="de-DE"/>
+        </w:rPr>
+      </w:pPr>
+    </w:p>
+    <w:p>
+      <w:pPr>
+        <w:pStyle w:val="berschrift3"/>
+        <w:rPr>
+          <w:lang w:val="de-DE"/>
+        </w:rPr>
+      </w:pPr>
+      <w:bookmarkStart w:id="48" w:name="_Toc235963919"/>
+      <w:bookmarkStart w:id="49" w:name="button-8-gezielt-fixieren-und-ignorieren"/>
+      <w:bookmarkEnd w:id="47"/>
+      <w:r>
+        <w:rPr>
+          <w:lang w:val="de-DE"/>
+        </w:rPr>
+        <w:t>Button 8 – Gezielt fixieren und ignorieren</w:t>
+      </w:r>
+      <w:bookmarkEnd w:id="48"/>
+    </w:p>
+    <w:p>
+      <w:pPr>
+        <w:pStyle w:val="FirstParagraph"/>
+        <w:rPr>
+          <w:lang w:val="de-DE"/>
+        </w:rPr>
+      </w:pPr>
+      <w:r>
+        <w:rPr>
+          <w:lang w:val="de-DE"/>
+        </w:rPr>
+        <w:t>Fasst das frühere „Gezielt fixieren“ und „Gezielt ignorieren“ zusammen: setzt/entfernt Einträge im Sheet „Fix UNrn“ und das Ignore-Kennzeichen in der UV. Die noch älteren Buttons „Klasse fixieren“ und „Fix UNrn löschen“ entfallen.</w:t>
+      </w:r>
+    </w:p>
+    <w:p>
+      <w:pPr>
+        <w:pStyle w:val="berschrift3"/>
+        <w:rPr>
+          <w:lang w:val="de-DE"/>
+        </w:rPr>
+      </w:pPr>
+      <w:bookmarkStart w:id="50" w:name="_Toc235963920"/>
+      <w:bookmarkStart w:id="51" w:name="button-9-pm-parameter-bearbeiten"/>
+      <w:bookmarkEnd w:id="49"/>
+      <w:r>
+        <w:rPr>
+          <w:lang w:val="de-DE"/>
+        </w:rPr>
+        <w:t>Button 9 – PM-Parameter bearbeiten</w:t>
+      </w:r>
+      <w:bookmarkEnd w:id="50"/>
+    </w:p>
+    <w:p>
+      <w:pPr>
+        <w:pStyle w:val="FirstParagraph"/>
+        <w:rPr>
+          <w:lang w:val="de-DE"/>
+        </w:rPr>
+      </w:pPr>
+      <w:r>
+        <w:rPr>
+          <w:lang w:val="de-DE"/>
+        </w:rPr>
+        <w:t>Öffnet einen Dialog zum Bearbeiten der Solver-Parameter im Sheet „PM“ (siehe Kapitel 5). Änderungen werden sofort in die Datei geschrieben und neu eingelesen.</w:t>
+      </w:r>
+    </w:p>
+    <w:p>
+      <w:pPr>
+        <w:pStyle w:val="berschrift3"/>
+        <w:rPr>
+          <w:lang w:val="de-DE"/>
+        </w:rPr>
+      </w:pPr>
+      <w:bookmarkStart w:id="52" w:name="_Toc235963921"/>
+      <w:bookmarkStart w:id="53" w:name="button-10-stundenplanerstellung"/>
+      <w:bookmarkEnd w:id="51"/>
+      <w:r>
+        <w:rPr>
+          <w:lang w:val="de-DE"/>
+        </w:rPr>
+        <w:t>Button 10 – Stundenplanerstellung</w:t>
+      </w:r>
+      <w:bookmarkEnd w:id="52"/>
+    </w:p>
+    <w:p>
+      <w:pPr>
+        <w:pStyle w:val="FirstParagraph"/>
+        <w:rPr>
+          <w:lang w:val="de-DE"/>
+        </w:rPr>
+      </w:pPr>
+      <w:r>
+        <w:rPr>
+          <w:lang w:val="de-DE"/>
+        </w:rPr>
+        <w:t>Startet den Solver. Zeitlimit und Lösungsanzahl (mit/ohne Tausch) stehen im Sheet „PM“. Während des Laufs zeigt ein Statusfenster den Fortschritt; Zwischenstände lassen sich parallel betrachten (Kapitel 4c). Vor dem Lauf prüft das Programm die fixierten UNrn und schreibt das Ergebnis in das Sheet „ChkFix“.</w:t>
       </w:r>
     </w:p>
     <w:tbl>
@@ -11234,306 +11635,9 @@
             </w:pPr>
             <w:r>
               <w:rPr>
-                <w:b/>
-                <w:bCs/>
-                <w:lang w:val="de-DE"/>
-              </w:rPr>
-              <w:lastRenderedPageBreak/>
-              <w:t>Stundenplan export nach Untis = Stundenplanimport in die Untisdatei hinein</w:t>
-            </w:r>
-            <w:r>
-              <w:rPr>
-                <w:b/>
-                <w:bCs/>
-                <w:lang w:val="de-DE"/>
-              </w:rPr>
-              <w:br/>
-            </w:r>
-            <w:r>
-              <w:rPr>
-                <w:b/>
-                <w:bCs/>
-                <w:lang w:val="de-DE"/>
-              </w:rPr>
-              <w:br/>
-              <w:t>Der ZZ-Lehrer-Trick:</w:t>
-            </w:r>
-            <w:r>
-              <w:rPr>
-                <w:lang w:val="de-DE"/>
-              </w:rPr>
-              <w:t xml:space="preserve"> </w:t>
-            </w:r>
-            <w:r>
-              <w:rPr>
-                <w:lang w:val="de-DE"/>
-              </w:rPr>
-              <w:br/>
-            </w:r>
-            <w:r>
-              <w:rPr>
-                <w:lang w:val="de-DE"/>
-              </w:rPr>
-              <w:br/>
-              <w:t>Optional fügt der Export pro gewählter U-Nr einen Dummy-Lehrer „ZZ“ hinzu und erzeugt zusätzlich eine Zeitwunsch-Datei (GPU016_ZZ.TXT), die diesen Dummy-Lehrer überall außer am tatsächlichen Slot (aus einer im Dialog gewählten Lösung) mit −3 sperrt. Damit verplant der Untis-Optimierer die Unterrichte automatisch an die vorgesehene Stelle, ohne manuelles Ziehen. Der Trick wirkt nur auf die ausgewählten U-Nrn.</w:t>
-            </w:r>
-            <w:r>
-              <w:rPr>
-                <w:lang w:val="de-DE"/>
-              </w:rPr>
-              <w:br/>
-            </w:r>
-            <w:r>
-              <w:rPr>
-                <w:lang w:val="de-DE"/>
-              </w:rPr>
-              <w:br/>
-              <w:t>ℹ Beim aktiven ZZ-Trick fragt der Export zusätzlich nach dem Umfang: vollständiger UV-Export der gewählten Unterrichte inkl. ZZ-Zeilen oder nur die ZZ-Lehrer-Zeilen (kleine Datei, Regelfall, da die UV meist schon aus Untis stammt). Beide erzeugten Dateien (GPU002 und GPU016_ZZ) zusammen in Untis importieren.</w:t>
-            </w:r>
-            <w:r>
-              <w:rPr>
-                <w:lang w:val="de-DE"/>
-              </w:rPr>
-              <w:br/>
-              <w:t>Zur Sicherheit gegen UV-Beschädigung in der Untisdatei:</w:t>
-            </w:r>
-            <w:r>
-              <w:rPr>
-                <w:lang w:val="de-DE"/>
-              </w:rPr>
-              <w:br/>
-              <w:t xml:space="preserve">Zunächst in Untis ein Backup der gültigen UV als GPU-Datei erstellen, dann ZZ-Lehrer importieren und Stundenverplanen, dann Backup-Datei reimportieren. </w:t>
-            </w:r>
-            <w:r>
-              <w:rPr>
-                <w:lang w:val="de-DE"/>
-              </w:rPr>
-              <w:t xml:space="preserve">Anschließend </w:t>
-            </w:r>
-            <w:r>
-              <w:rPr>
-                <w:lang w:val="de-DE"/>
-              </w:rPr>
-              <w:t>d</w:t>
-            </w:r>
-            <w:r>
-              <w:rPr>
-                <w:lang w:val="de-DE"/>
-              </w:rPr>
-              <w:t xml:space="preserve">ie ZZ-Lehrer aus den Stammdaten </w:t>
-            </w:r>
-            <w:r>
-              <w:rPr>
-                <w:lang w:val="de-DE"/>
-              </w:rPr>
-              <w:t>löschen</w:t>
-            </w:r>
-            <w:r>
-              <w:rPr>
-                <w:lang w:val="de-DE"/>
-              </w:rPr>
-              <w:t>.</w:t>
-            </w:r>
-            <w:r>
-              <w:rPr>
-                <w:lang w:val="de-DE"/>
-              </w:rPr>
-              <w:br/>
-              <w:t>Zum Schluss die Backup-Exportdatei der UV</w:t>
-            </w:r>
-            <w:r>
-              <w:rPr>
-                <w:lang w:val="de-DE"/>
-              </w:rPr>
-              <w:t xml:space="preserve"> reimportieren</w:t>
-            </w:r>
-            <w:r>
-              <w:rPr>
-                <w:lang w:val="de-DE"/>
-              </w:rPr>
-              <w:br/>
-            </w:r>
-            <w:r>
-              <w:rPr>
-                <w:b/>
-                <w:bCs/>
-                <w:lang w:val="de-DE"/>
-              </w:rPr>
-              <w:t>Vorsicht Untis Bug!</w:t>
-            </w:r>
-            <w:r>
-              <w:rPr>
-                <w:lang w:val="de-DE"/>
-              </w:rPr>
-              <w:t xml:space="preserve"> Beim manuellen Löschen der ZZ-Lehrer gehen in der UV die Räume verloren. Deshalb besser mit Backupdatei die alten Daten exakt wiederherstellen</w:t>
-            </w:r>
-            <w:r>
-              <w:rPr>
-                <w:lang w:val="de-DE"/>
-              </w:rPr>
-              <w:br/>
-            </w:r>
-            <w:r>
-              <w:rPr>
-                <w:lang w:val="de-DE"/>
-              </w:rPr>
-              <w:br/>
-            </w:r>
-            <w:r>
-              <w:rPr>
-                <w:b/>
-                <w:bCs/>
-                <w:lang w:val="de-DE"/>
-              </w:rPr>
-              <w:t>Folgendes Verfahren hat sich bewährt:</w:t>
-            </w:r>
-            <w:r>
-              <w:rPr>
-                <w:b/>
-                <w:bCs/>
-                <w:lang w:val="de-DE"/>
-              </w:rPr>
-              <w:br/>
-            </w:r>
-            <w:r>
-              <w:rPr>
-                <w:lang w:val="de-DE"/>
-              </w:rPr>
-              <w:br/>
-            </w:r>
-            <w:r>
-              <w:rPr>
-                <w:b/>
-                <w:bCs/>
-                <w:sz w:val="28"/>
-                <w:szCs w:val="28"/>
-                <w:lang w:val="de-DE"/>
-              </w:rPr>
-              <w:t>Sicherungskopie der aktuellen Untis-Datei erstellen!</w:t>
-            </w:r>
-          </w:p>
-          <w:p>
-            <w:pPr>
-              <w:pStyle w:val="Compact"/>
-              <w:rPr>
-                <w:lang w:val="de-DE"/>
-              </w:rPr>
-            </w:pPr>
-            <w:r>
-              <w:rPr>
-                <w:lang w:val="de-DE"/>
-              </w:rPr>
-              <w:br/>
-              <w:t>1.) In der Untisdatei die korrekte UV als GPU-Datei exportieren</w:t>
-            </w:r>
-            <w:r>
-              <w:rPr>
-                <w:lang w:val="de-DE"/>
-              </w:rPr>
-              <w:br/>
-              <w:t xml:space="preserve">2.) </w:t>
-            </w:r>
-            <w:r>
-              <w:rPr>
-                <w:lang w:val="de-DE"/>
-              </w:rPr>
-              <w:t xml:space="preserve">Im Stundenplanprogramm </w:t>
-            </w:r>
-            <w:r>
-              <w:rPr>
-                <w:lang w:val="de-DE"/>
-              </w:rPr>
-              <w:t>Exportfunktion „UV als GPU exportieren“ anklicken</w:t>
-            </w:r>
-            <w:r>
-              <w:rPr>
-                <w:lang w:val="de-DE"/>
-              </w:rPr>
-              <w:br/>
-              <w:t>3.) Als ZZ-Quelle GPU002-Datei anklicken und die unter Punkt 1 exportierte GPU-Datei auswählen und öffnen, dann auf „weiter“</w:t>
-            </w:r>
-            <w:r>
-              <w:rPr>
-                <w:lang w:val="de-DE"/>
-              </w:rPr>
-              <w:br/>
-              <w:t>4.) Unter selbst gewähltem Namen neue GPU speichern. (Diese enthält die ZZ-Lehrer)</w:t>
-            </w:r>
-            <w:r>
-              <w:rPr>
-                <w:lang w:val="de-DE"/>
-              </w:rPr>
-              <w:br/>
-              <w:t xml:space="preserve">5.) In der Untisdatei diese GPU-Datei aus Punkt 4 importieren sowie die automatisch miterzeugte GPU016_ZZ.gpu über den Menupunkt „Zeitwünsche der Elemente“.  Anschließend Schnelloptimierer kurz laufen lassen. Die allermeisten Unterrichte sind dann an ihrem Platz. </w:t>
-            </w:r>
-            <w:r>
-              <w:rPr>
-                <w:lang w:val="de-DE"/>
-              </w:rPr>
-              <w:br/>
-              <w:t xml:space="preserve">6. Die ZZ-Lehrer  und </w:t>
-            </w:r>
-            <w:r>
-              <w:rPr>
-                <w:lang w:val="de-DE"/>
-              </w:rPr>
-              <w:t xml:space="preserve">mit ihnen die </w:t>
-            </w:r>
-            <w:r>
-              <w:rPr>
-                <w:lang w:val="de-DE"/>
-              </w:rPr>
-              <w:t xml:space="preserve">ZZ-Unterrichte in </w:t>
-            </w:r>
-            <w:r>
-              <w:rPr>
-                <w:lang w:val="de-DE"/>
-              </w:rPr>
-              <w:t>den Stammdaten löschen</w:t>
-            </w:r>
-            <w:r>
-              <w:rPr>
-                <w:lang w:val="de-DE"/>
-              </w:rPr>
-              <w:br/>
-            </w:r>
-            <w:r>
-              <w:rPr>
-                <w:lang w:val="de-DE"/>
-              </w:rPr>
-              <w:t>7</w:t>
-            </w:r>
-            <w:r>
-              <w:rPr>
-                <w:lang w:val="de-DE"/>
-              </w:rPr>
-              <w:t xml:space="preserve">.) Die unter Punkt 1) exportierte Sicherungs-GPU-Datei wieder importieren.  </w:t>
-            </w:r>
-            <w:r>
-              <w:rPr>
-                <w:lang w:val="de-DE"/>
-              </w:rPr>
-              <w:br/>
-            </w:r>
-            <w:r>
-              <w:rPr>
-                <w:lang w:val="de-DE"/>
-              </w:rPr>
-              <w:br/>
-              <w:t>Hinweise: Einzelne Unterrichte können unverplant bleiben, wenn Untis bspw. andere freie Tage bei eigenen Suchen vorausgewählt hatte. Um solche inkorrekten Fehlermeldungen der Untisdiagnose zu eleminieren, kann man bspw. alles fixieren und nochmals Schnelloptimierer laufen lassen). Mehrfaches Einlesen der Zeitwünsche der ZZ-Lehrer scheint zu Einlesefehlern der Zeitwünsche zu führen. In solchen Fällen den Import mit einer neuen Kopie von vorne wiederholen.</w:t>
-            </w:r>
-            <w:r>
-              <w:rPr>
-                <w:lang w:val="de-DE"/>
-              </w:rPr>
-              <w:br/>
-            </w:r>
-            <w:r>
-              <w:rPr>
-                <w:lang w:val="de-DE"/>
-              </w:rPr>
-              <w:lastRenderedPageBreak/>
-              <w:br/>
+                <w:lang w:val="de-DE"/>
+              </w:rPr>
+              <w:t>ℹ Meldet der Solver Infeasibility, fragt das Programm zunächst nach, ob nach der Ursache gesucht werden soll („Unlösbar – Ursache suchen?“. Achtung! Das Fenter ist erst nach schließen des Abbruchfensters sichtbar). Bei „Ja“ testet es anschließend automatisch stufenweise durch (Basis → Räume → Fach/Klasse/Tag → Doppelstunden/Pausen → Freie Tage) und nennt im Log meist die schuldige Stufe; bei „Nein“ wird der Lauf sofort beendet. Diese Suche kann je nach Modellgröße einige Zeit dauern. Beachten Sie, dass auch harte Regeln im Sheet StD (Kapitel 2.4) eine Ursache sein können.</w:t>
             </w:r>
           </w:p>
         </w:tc>
@@ -11546,17 +11650,17 @@
           <w:lang w:val="de-DE"/>
         </w:rPr>
       </w:pPr>
-      <w:bookmarkStart w:id="48" w:name="_Toc235963919"/>
-      <w:bookmarkStart w:id="49" w:name="button-8-gezielt-fixieren-und-ignorieren"/>
-      <w:bookmarkEnd w:id="46"/>
+      <w:bookmarkStart w:id="54" w:name="_Toc235963922"/>
+      <w:bookmarkStart w:id="55" w:name="button-11-plan-editor-interaktiv"/>
+      <w:bookmarkEnd w:id="53"/>
       <w:r>
         <w:rPr>
           <w:lang w:val="de-DE"/>
         </w:rPr>
         <w:lastRenderedPageBreak/>
-        <w:t>Button 8 – Gezielt fixieren und ignorieren</w:t>
-      </w:r>
-      <w:bookmarkEnd w:id="48"/>
+        <w:t>Button 11 – Plan-Editor (interaktiv)</w:t>
+      </w:r>
+      <w:bookmarkEnd w:id="54"/>
     </w:p>
     <w:p>
       <w:pPr>
@@ -11569,7 +11673,7 @@
         <w:rPr>
           <w:lang w:val="de-DE"/>
         </w:rPr>
-        <w:t>Fasst das frühere „Gezielt fixieren“ und „Gezielt ignorieren“ zusammen: setzt/entfernt Einträge im Sheet „Fix UNrn“ und das Ignore-Kennzeichen in der UV. Die noch älteren Buttons „Klasse fixieren“ und „Fix UNrn löschen“ entfallen.</w:t>
+        <w:t>Öffnet den grafischen Plan-Editor zur manuellen Bearbeitung einer berechneten Lösung per Drag &amp; Drop, mit Tauschvorschlägen und Verschiebung-mit-Ausweich. Ausführliche Beschreibung in Abschnitt 4b. Eignet sich auch zum schnellen Durchblättern der Lehrer- und Klassenpläne.</w:t>
       </w:r>
     </w:p>
     <w:p>
@@ -11579,16 +11683,16 @@
           <w:lang w:val="de-DE"/>
         </w:rPr>
       </w:pPr>
-      <w:bookmarkStart w:id="50" w:name="_Toc235963920"/>
-      <w:bookmarkStart w:id="51" w:name="button-9-pm-parameter-bearbeiten"/>
-      <w:bookmarkEnd w:id="49"/>
-      <w:r>
-        <w:rPr>
-          <w:lang w:val="de-DE"/>
-        </w:rPr>
-        <w:t>Button 9 – PM-Parameter bearbeiten</w:t>
-      </w:r>
-      <w:bookmarkEnd w:id="50"/>
+      <w:bookmarkStart w:id="56" w:name="_Toc235963923"/>
+      <w:bookmarkStart w:id="57" w:name="button-12-lösung-sichern"/>
+      <w:bookmarkEnd w:id="55"/>
+      <w:r>
+        <w:rPr>
+          <w:lang w:val="de-DE"/>
+        </w:rPr>
+        <w:t>Button 12 – Lösung sichern</w:t>
+      </w:r>
+      <w:bookmarkEnd w:id="56"/>
     </w:p>
     <w:p>
       <w:pPr>
@@ -11601,39 +11705,179 @@
         <w:rPr>
           <w:lang w:val="de-DE"/>
         </w:rPr>
-        <w:t>Öffnet einen Dialog zum Bearbeiten der Solver-Parameter im Sheet „PM“ (siehe Kapitel 5). Änderungen werden sofort in die Datei geschrieben und neu eingelesen.</w:t>
-      </w:r>
-    </w:p>
-    <w:p>
-      <w:pPr>
-        <w:pStyle w:val="berschrift3"/>
-        <w:rPr>
-          <w:lang w:val="de-DE"/>
-        </w:rPr>
-      </w:pPr>
-      <w:bookmarkStart w:id="52" w:name="_Toc235963921"/>
-      <w:bookmarkStart w:id="53" w:name="button-10-stundenplanerstellung"/>
-      <w:bookmarkEnd w:id="51"/>
-      <w:r>
-        <w:rPr>
-          <w:lang w:val="de-DE"/>
-        </w:rPr>
-        <w:t>Button 10 – Stundenplanerstellung</w:t>
-      </w:r>
-      <w:bookmarkEnd w:id="52"/>
-    </w:p>
-    <w:p>
-      <w:pPr>
-        <w:pStyle w:val="FirstParagraph"/>
-        <w:rPr>
-          <w:lang w:val="de-DE"/>
-        </w:rPr>
-      </w:pPr>
-      <w:r>
-        <w:rPr>
-          <w:lang w:val="de-DE"/>
-        </w:rPr>
-        <w:t>Startet den Solver. Zeitlimit und Lösungsanzahl (mit/ohne Tausch) stehen im Sheet „PM“. Während des Laufs zeigt ein Statusfenster den Fortschritt; Zwischenstände lassen sich parallel betrachten (Kapitel 4c). Vor dem Lauf prüft das Programm die fixierten UNrn und schreibt das Ergebnis in das Sheet „ChkFix“.</w:t>
+        <w:t>Kopiert eine ausgewählte Lösung dauerhaft in das Sheet „Gesichert“. Gesicherte Lösungen bleiben über weitere Solverläufe, Bewertungen, Verbesserungen, Plan-Editor-Läufe und erneutes Einlesen erhalten und erscheinen mit dem Präfix „[Gesichert]“ im Ranking und in den Auswahl-Dropdowns. Geschrieben werden dabei zwei Tabellenblätter: „Gesichert“ enthält je Sicherung eine Spalte mit der Belegung (Aufbau wie „Lös“), das Begleitblatt „GesichertLehrer“ die davon abweichenden, also getauschten Lehrer (Spalte A = UNr, Spalte B = TeilIndex, ab Spalte C je Sicherung eine Spalte). „GesichertLehrer“ entsteht nur, wenn eine Sicherung tatsächlich getauschte Lehrer enthält.</w:t>
+      </w:r>
+    </w:p>
+    <w:p>
+      <w:pPr>
+        <w:pStyle w:val="Textkrper"/>
+        <w:rPr>
+          <w:lang w:val="de-DE"/>
+        </w:rPr>
+      </w:pPr>
+      <w:r>
+        <w:rPr>
+          <w:b/>
+          <w:bCs/>
+          <w:lang w:val="de-DE"/>
+        </w:rPr>
+        <w:t>Tausch dauerhaft in UV übernehmen:</w:t>
+      </w:r>
+      <w:r>
+        <w:rPr>
+          <w:lang w:val="de-DE"/>
+        </w:rPr>
+        <w:t xml:space="preserve"> Bei einer Tausch-Lösung (Label beginnt mit „T_“) erkennt das Programm die enthaltenen LTKZ-Rollentausche und fragt für jedes Paar einzeln, ob der Lehrertausch dauerhaft in die UV übernommen werden soll. Bei Zustimmung werden die beiden Lehrer in der Spalte „Lehrer“ für alle zur Rolle gehörenden Zeilen vertauscht. Die Abfrage erscheint erst nach dem Sichern: Die gesicherte Lösung selbst enthält die getauschten Lehrer in jedem Fall – unabhängig davon, wie man antwortet.</w:t>
+      </w:r>
+    </w:p>
+    <w:p>
+      <w:pPr>
+        <w:numPr>
+          <w:ilvl w:val="0"/>
+          <w:numId w:val="12"/>
+        </w:numPr>
+        <w:rPr>
+          <w:lang w:val="de-DE"/>
+        </w:rPr>
+      </w:pPr>
+      <w:r>
+        <w:rPr>
+          <w:b/>
+          <w:bCs/>
+          <w:lang w:val="de-DE"/>
+        </w:rPr>
+        <w:t xml:space="preserve">Inhalt der Abfrage: </w:t>
+      </w:r>
+      <w:r>
+        <w:rPr>
+          <w:lang w:val="de-DE"/>
+        </w:rPr>
+        <w:t>Pro Paar zeigt der Dialog beide Rollen (z. B. 5a ↔ 5b) mit ihrem aktuellen Lehrer sowie allen zugehörigen UNrn samt Fach und Klasse(n). Diese Angaben stammen aus der aktuellen UV, nicht aus der Lösung – man sieht also vor der Zustimmung genau, welche Zeilen betroffen sind.</w:t>
+      </w:r>
+    </w:p>
+    <w:p>
+      <w:pPr>
+        <w:numPr>
+          <w:ilvl w:val="0"/>
+          <w:numId w:val="12"/>
+        </w:numPr>
+        <w:rPr>
+          <w:lang w:val="de-DE"/>
+        </w:rPr>
+      </w:pPr>
+      <w:r>
+        <w:rPr>
+          <w:b/>
+          <w:bCs/>
+          <w:lang w:val="de-DE"/>
+        </w:rPr>
+        <w:t xml:space="preserve">Mehrere Paare: </w:t>
+      </w:r>
+      <w:r>
+        <w:rPr>
+          <w:lang w:val="de-DE"/>
+        </w:rPr>
+        <w:t>Enthält das Label mehrere gleichzeitige Tausche (mit „+“ verbunden, z. B. „T_1c↔b+7a↔b_1“), wird für jedes Paar getrennt gefragt; die Antworten sind voneinander unabhängig.</w:t>
+      </w:r>
+    </w:p>
+    <w:p>
+      <w:pPr>
+        <w:numPr>
+          <w:ilvl w:val="0"/>
+          <w:numId w:val="12"/>
+        </w:numPr>
+        <w:rPr>
+          <w:lang w:val="de-DE"/>
+        </w:rPr>
+      </w:pPr>
+      <w:r>
+        <w:rPr>
+          <w:b/>
+          <w:bCs/>
+          <w:lang w:val="de-DE"/>
+        </w:rPr>
+        <w:t xml:space="preserve">Label-Varianten: </w:t>
+      </w:r>
+      <w:r>
+        <w:rPr>
+          <w:lang w:val="de-DE"/>
+        </w:rPr>
+        <w:t>Erkannt werden auch Labels mit dem Anzeige-Präfix „[Gesichert] “ sowie mit zusätzlichen Suffixen, etwa „_man“ nach einer Übernahme aus dem Plan-Editor.</w:t>
+      </w:r>
+    </w:p>
+    <w:p>
+      <w:pPr>
+        <w:numPr>
+          <w:ilvl w:val="0"/>
+          <w:numId w:val="12"/>
+        </w:numPr>
+        <w:rPr>
+          <w:lang w:val="de-DE"/>
+        </w:rPr>
+      </w:pPr>
+      <w:r>
+        <w:rPr>
+          <w:b/>
+          <w:bCs/>
+          <w:lang w:val="de-DE"/>
+        </w:rPr>
+        <w:t xml:space="preserve">Nur aktive Zeilen: </w:t>
+      </w:r>
+      <w:r>
+        <w:rPr>
+          <w:lang w:val="de-DE"/>
+        </w:rPr>
+        <w:t>Geschrieben wird ausschließlich in UV-Zeilen, die nicht ignoriert sind (Spalte „Ignore (i)“ leer). Die Spalten „U-Nr“ und „Lehrer“ müssen vorhanden sein, sonst erscheint eine Meldung und es wird nichts getauscht.</w:t>
+      </w:r>
+    </w:p>
+    <w:p>
+      <w:pPr>
+        <w:numPr>
+          <w:ilvl w:val="0"/>
+          <w:numId w:val="12"/>
+        </w:numPr>
+        <w:rPr>
+          <w:lang w:val="de-DE"/>
+        </w:rPr>
+      </w:pPr>
+      <w:r>
+        <w:rPr>
+          <w:b/>
+          <w:bCs/>
+          <w:lang w:val="de-DE"/>
+        </w:rPr>
+        <w:t xml:space="preserve">Rolle nicht mehr vorhanden: </w:t>
+      </w:r>
+      <w:r>
+        <w:rPr>
+          <w:lang w:val="de-DE"/>
+        </w:rPr>
+        <w:t>Wurde eine LTKZ inzwischen geändert oder gelöscht, wird das betreffende Paar übersprungen – ohne Meldung, aber mit Eintrag im Log.</w:t>
+      </w:r>
+    </w:p>
+    <w:p>
+      <w:pPr>
+        <w:numPr>
+          <w:ilvl w:val="0"/>
+          <w:numId w:val="12"/>
+        </w:numPr>
+        <w:rPr>
+          <w:lang w:val="de-DE"/>
+        </w:rPr>
+      </w:pPr>
+      <w:r>
+        <w:rPr>
+          <w:b/>
+          <w:bCs/>
+          <w:lang w:val="de-DE"/>
+        </w:rPr>
+        <w:t xml:space="preserve">Nach der Abfrage: </w:t>
+      </w:r>
+      <w:r>
+        <w:rPr>
+          <w:lang w:val="de-DE"/>
+        </w:rPr>
+        <w:t>Die Excel-Datei wird automatisch neu eingelesen, ein manuelles Einlesen (Button 1) entfällt. Damit sich ein übernommener Tausch im Plan auswirkt, ist jedoch ein erneuter Solverlauf (Button 10) nötig.</w:t>
       </w:r>
     </w:p>
     <w:tbl>
@@ -11665,7 +11909,8 @@
               <w:rPr>
                 <w:lang w:val="de-DE"/>
               </w:rPr>
-              <w:t>ℹ Meldet der Solver Infeasibility, fragt das Programm zunächst nach, ob nach der Ursache gesucht werden soll („Unlösbar – Ursache suchen?“. Achtung! Das Fenter ist erst nach schließen des Abbruchfensters sichtbar). Bei „Ja“ testet es anschließend automatisch stufenweise durch (Basis → Räume → Fach/Klasse/Tag → Doppelstunden/Pausen → Freie Tage) und nennt im Log meist die schuldige Stufe; bei „Nein“ wird der Lauf sofort beendet. Diese Suche kann je nach Modellgröße einige Zeit dauern. Beachten Sie, dass auch harte Regeln im Sheet StD (Kapitel 2.4) eine Ursache sein können.</w:t>
+              <w:lastRenderedPageBreak/>
+              <w:t>ℹ Wird die Übernahme für ein Paar abgelehnt, bleibt der Tausch nur in der gesicherten Lösung wirksam – die UV bleibt für dieses Paar unverändert.</w:t>
             </w:r>
           </w:p>
         </w:tc>
@@ -11673,70 +11918,6 @@
     </w:tbl>
     <w:p>
       <w:pPr>
-        <w:pStyle w:val="berschrift3"/>
-        <w:rPr>
-          <w:lang w:val="de-DE"/>
-        </w:rPr>
-      </w:pPr>
-      <w:bookmarkStart w:id="54" w:name="_Toc235963922"/>
-      <w:bookmarkStart w:id="55" w:name="button-11-plan-editor-interaktiv"/>
-      <w:bookmarkEnd w:id="53"/>
-      <w:r>
-        <w:rPr>
-          <w:lang w:val="de-DE"/>
-        </w:rPr>
-        <w:t>Button 11 – Plan-Editor (interaktiv)</w:t>
-      </w:r>
-      <w:bookmarkEnd w:id="54"/>
-    </w:p>
-    <w:p>
-      <w:pPr>
-        <w:pStyle w:val="FirstParagraph"/>
-        <w:rPr>
-          <w:lang w:val="de-DE"/>
-        </w:rPr>
-      </w:pPr>
-      <w:r>
-        <w:rPr>
-          <w:lang w:val="de-DE"/>
-        </w:rPr>
-        <w:t>Öffnet den grafischen Plan-Editor zur manuellen Bearbeitung einer berechneten Lösung per Drag &amp; Drop, mit Tauschvorschlägen und Verschiebung-mit-Ausweich. Ausführliche Beschreibung in Abschnitt 4b. Eignet sich auch zum schnellen Durchblättern der Lehrer- und Klassenpläne.</w:t>
-      </w:r>
-    </w:p>
-    <w:p>
-      <w:pPr>
-        <w:pStyle w:val="berschrift3"/>
-        <w:rPr>
-          <w:lang w:val="de-DE"/>
-        </w:rPr>
-      </w:pPr>
-      <w:bookmarkStart w:id="56" w:name="_Toc235963923"/>
-      <w:bookmarkStart w:id="57" w:name="button-12-lösung-sichern"/>
-      <w:bookmarkEnd w:id="55"/>
-      <w:r>
-        <w:rPr>
-          <w:lang w:val="de-DE"/>
-        </w:rPr>
-        <w:t>Button 12 – Lösung sichern</w:t>
-      </w:r>
-      <w:bookmarkEnd w:id="56"/>
-    </w:p>
-    <w:p>
-      <w:pPr>
-        <w:pStyle w:val="FirstParagraph"/>
-        <w:rPr>
-          <w:lang w:val="de-DE"/>
-        </w:rPr>
-      </w:pPr>
-      <w:r>
-        <w:rPr>
-          <w:lang w:val="de-DE"/>
-        </w:rPr>
-        <w:t>Kopiert eine ausgewählte Lösung dauerhaft in das Sheet „Gesichert“. Gesicherte Lösungen bleiben über weitere Solverläufe, Bewertungen, Verbesserungen, Plan-Editor-Läufe und erneutes Einlesen erhalten und erscheinen mit dem Präfix „[Gesichert]“ im Ranking und in den Auswahl-Dropdowns. Geschrieben werden dabei zwei Tabellenblätter: „Gesichert“ enthält je Sicherung eine Spalte mit der Belegung (Aufbau wie „Lös“), das Begleitblatt „GesichertLehrer“ die davon abweichenden, also getauschten Lehrer (Spalte A = UNr, Spalte B = TeilIndex, ab Spalte C je Sicherung eine Spalte). „GesichertLehrer“ entsteht nur, wenn eine Sicherung tatsächlich getauschte Lehrer enthält.</w:t>
-      </w:r>
-    </w:p>
-    <w:p>
-      <w:pPr>
         <w:pStyle w:val="Textkrper"/>
         <w:rPr>
           <w:lang w:val="de-DE"/>
@@ -11748,170 +11929,13 @@
           <w:bCs/>
           <w:lang w:val="de-DE"/>
         </w:rPr>
-        <w:t>Tausch dauerhaft in UV übernehmen:</w:t>
-      </w:r>
-      <w:r>
-        <w:rPr>
-          <w:lang w:val="de-DE"/>
-        </w:rPr>
-        <w:t xml:space="preserve"> Bei einer Tausch-Lösung (Label beginnt mit „T_“) erkennt das Programm die enthaltenen LTKZ-Rollentausche und fragt für jedes Paar einzeln, ob der Lehrertausch dauerhaft in die UV übernommen werden soll. Bei </w:t>
-      </w:r>
-      <w:r>
-        <w:rPr>
-          <w:lang w:val="de-DE"/>
-        </w:rPr>
-        <w:lastRenderedPageBreak/>
-        <w:t>Zustimmung werden die beiden Lehrer in der Spalte „Lehrer“ für alle zur Rolle gehörenden Zeilen vertauscht. Die Abfrage erscheint erst nach dem Sichern: Die gesicherte Lösung selbst enthält die getauschten Lehrer in jedem Fall – unabhängig davon, wie man antwortet.</w:t>
-      </w:r>
-    </w:p>
-    <w:p>
-      <w:pPr>
-        <w:numPr>
-          <w:ilvl w:val="0"/>
-          <w:numId w:val="12"/>
-        </w:numPr>
-        <w:rPr>
-          <w:lang w:val="de-DE"/>
-        </w:rPr>
-      </w:pPr>
-      <w:r>
-        <w:rPr>
-          <w:b/>
-          <w:bCs/>
-          <w:lang w:val="de-DE"/>
-        </w:rPr>
-        <w:t xml:space="preserve">Inhalt der Abfrage: </w:t>
-      </w:r>
-      <w:r>
-        <w:rPr>
-          <w:lang w:val="de-DE"/>
-        </w:rPr>
-        <w:t>Pro Paar zeigt der Dialog beide Rollen (z. B. 5a ↔ 5b) mit ihrem aktuellen Lehrer sowie allen zugehörigen UNrn samt Fach und Klasse(n). Diese Angaben stammen aus der aktuellen UV, nicht aus der Lösung – man sieht also vor der Zustimmung genau, welche Zeilen betroffen sind.</w:t>
-      </w:r>
-    </w:p>
-    <w:p>
-      <w:pPr>
-        <w:numPr>
-          <w:ilvl w:val="0"/>
-          <w:numId w:val="12"/>
-        </w:numPr>
-        <w:rPr>
-          <w:lang w:val="de-DE"/>
-        </w:rPr>
-      </w:pPr>
-      <w:r>
-        <w:rPr>
-          <w:b/>
-          <w:bCs/>
-          <w:lang w:val="de-DE"/>
-        </w:rPr>
-        <w:t xml:space="preserve">Mehrere Paare: </w:t>
-      </w:r>
-      <w:r>
-        <w:rPr>
-          <w:lang w:val="de-DE"/>
-        </w:rPr>
-        <w:t>Enthält das Label mehrere gleichzeitige Tausche (mit „+“ verbunden, z. B. „T_1c↔b+7a↔b_1“), wird für jedes Paar getrennt gefragt; die Antworten sind voneinander unabhängig.</w:t>
-      </w:r>
-    </w:p>
-    <w:p>
-      <w:pPr>
-        <w:numPr>
-          <w:ilvl w:val="0"/>
-          <w:numId w:val="12"/>
-        </w:numPr>
-        <w:rPr>
-          <w:lang w:val="de-DE"/>
-        </w:rPr>
-      </w:pPr>
-      <w:r>
-        <w:rPr>
-          <w:b/>
-          <w:bCs/>
-          <w:lang w:val="de-DE"/>
-        </w:rPr>
-        <w:t xml:space="preserve">Label-Varianten: </w:t>
-      </w:r>
-      <w:r>
-        <w:rPr>
-          <w:lang w:val="de-DE"/>
-        </w:rPr>
-        <w:t>Erkannt werden auch Labels mit dem Anzeige-Präfix „[Gesichert] “ sowie mit zusätzlichen Suffixen, etwa „_man“ nach einer Übernahme aus dem Plan-Editor.</w:t>
-      </w:r>
-    </w:p>
-    <w:p>
-      <w:pPr>
-        <w:numPr>
-          <w:ilvl w:val="0"/>
-          <w:numId w:val="12"/>
-        </w:numPr>
-        <w:rPr>
-          <w:lang w:val="de-DE"/>
-        </w:rPr>
-      </w:pPr>
-      <w:r>
-        <w:rPr>
-          <w:b/>
-          <w:bCs/>
-          <w:lang w:val="de-DE"/>
-        </w:rPr>
-        <w:t xml:space="preserve">Nur aktive Zeilen: </w:t>
-      </w:r>
-      <w:r>
-        <w:rPr>
-          <w:lang w:val="de-DE"/>
-        </w:rPr>
-        <w:t>Geschrieben wird ausschließlich in UV-Zeilen, die nicht ignoriert sind (Spalte „Ignore (i)“ leer). Die Spalten „U-Nr“ und „Lehrer“ müssen vorhanden sein, sonst erscheint eine Meldung und es wird nichts getauscht.</w:t>
-      </w:r>
-    </w:p>
-    <w:p>
-      <w:pPr>
-        <w:numPr>
-          <w:ilvl w:val="0"/>
-          <w:numId w:val="12"/>
-        </w:numPr>
-        <w:rPr>
-          <w:lang w:val="de-DE"/>
-        </w:rPr>
-      </w:pPr>
-      <w:r>
-        <w:rPr>
-          <w:b/>
-          <w:bCs/>
-          <w:lang w:val="de-DE"/>
-        </w:rPr>
-        <w:t xml:space="preserve">Rolle nicht mehr vorhanden: </w:t>
-      </w:r>
-      <w:r>
-        <w:rPr>
-          <w:lang w:val="de-DE"/>
-        </w:rPr>
-        <w:t>Wurde eine LTKZ inzwischen geändert oder gelöscht, wird das betreffende Paar übersprungen – ohne Meldung, aber mit Eintrag im Log.</w:t>
-      </w:r>
-    </w:p>
-    <w:p>
-      <w:pPr>
-        <w:numPr>
-          <w:ilvl w:val="0"/>
-          <w:numId w:val="12"/>
-        </w:numPr>
-        <w:rPr>
-          <w:lang w:val="de-DE"/>
-        </w:rPr>
-      </w:pPr>
-      <w:r>
-        <w:rPr>
-          <w:b/>
-          <w:bCs/>
-          <w:lang w:val="de-DE"/>
-        </w:rPr>
-        <w:t xml:space="preserve">Nach der Abfrage: </w:t>
-      </w:r>
-      <w:r>
-        <w:rPr>
-          <w:lang w:val="de-DE"/>
-        </w:rPr>
-        <w:t>Die Excel-Datei wird automatisch neu eingelesen, ein manuelles Einlesen (Button 1) entfällt. Damit sich ein übernommener Tausch im Plan auswirkt, ist jedoch ein erneuter Solverlauf (Button 10) nötig.</w:t>
+        <w:t xml:space="preserve">Zugehörige Tabellenblätter: </w:t>
+      </w:r>
+      <w:r>
+        <w:rPr>
+          <w:lang w:val="de-DE"/>
+        </w:rPr>
+        <w:t>Welche Rollenpaare zu welcher Lösung gehören, steht im Sheet „Tausch“ (Ausgabe des Solverlaufs mit Tausch). Die Spalten A–G nennen Gruppe, Rolle A, Lehrer A, Rolle B, Lehrer B sowie die betroffenen UNrn beider Rollen; danach folgt für jede Tausch-Lösung eine eigene Spalte, in der die in dieser Lösung tatsächlich getauschten Paare grün mit „✓ getauscht“ markiert sind (sonst „–“). Am Ende des Blattes steht die Diagnose der Tausch-Phase. Lehnt man die Übernahme ab, bleibt der Tausch ausschließlich im Begleitblatt „GesichertLehrer“ gespeichert – analog dazu hält „LösLehrer“ die getauschten Lehrer der Lösungen im Sheet „Lös“.</w:t>
       </w:r>
     </w:p>
     <w:tbl>
@@ -11943,7 +11967,7 @@
               <w:rPr>
                 <w:lang w:val="de-DE"/>
               </w:rPr>
-              <w:t>ℹ Wird die Übernahme für ein Paar abgelehnt, bleibt der Tausch nur in der gesicherten Lösung wirksam – die UV bleibt für dieses Paar unverändert.</w:t>
+              <w:t>⚠ Der Tausch wird sofort in die Excel-Datei geschrieben. Ist die Datei parallel in Excel geöffnet, schlägt das Speichern fehl. Nach einer Übernahme beziehen sich ältere Lösungsspalten im Sheet „Lös“ weiterhin auf die frühere Lehrerzuordnung; ihr Begleitblatt „LösLehrer“ wird erst beim nächsten Solverlauf neu geschrieben.</w:t>
             </w:r>
           </w:p>
         </w:tc>
@@ -11951,6 +11975,70 @@
     </w:tbl>
     <w:p>
       <w:pPr>
+        <w:pStyle w:val="berschrift3"/>
+        <w:rPr>
+          <w:lang w:val="de-DE"/>
+        </w:rPr>
+      </w:pPr>
+      <w:bookmarkStart w:id="58" w:name="_Toc235963924"/>
+      <w:bookmarkStart w:id="59" w:name="button-13-gesicherte-lösung-löschen"/>
+      <w:bookmarkEnd w:id="57"/>
+      <w:r>
+        <w:rPr>
+          <w:lang w:val="de-DE"/>
+        </w:rPr>
+        <w:t>Button 13 – Gesicherte Lösung löschen</w:t>
+      </w:r>
+      <w:bookmarkEnd w:id="58"/>
+    </w:p>
+    <w:p>
+      <w:pPr>
+        <w:pStyle w:val="FirstParagraph"/>
+        <w:rPr>
+          <w:lang w:val="de-DE"/>
+        </w:rPr>
+      </w:pPr>
+      <w:r>
+        <w:rPr>
+          <w:lang w:val="de-DE"/>
+        </w:rPr>
+        <w:t>Entfernt eine gesicherte Lösung aus dem Sheet „Gesichert“. Der zugehörige Diagnose-Block im Sheet „Diag“ wird automatisch mit entfernt, sodass keine verwaiste Karteikarte zurückbleibt.</w:t>
+      </w:r>
+    </w:p>
+    <w:p>
+      <w:pPr>
+        <w:pStyle w:val="berschrift3"/>
+        <w:rPr>
+          <w:lang w:val="de-DE"/>
+        </w:rPr>
+      </w:pPr>
+      <w:bookmarkStart w:id="60" w:name="_Toc235963925"/>
+      <w:bookmarkStart w:id="61" w:name="button-14-lösung-verbessern"/>
+      <w:bookmarkEnd w:id="59"/>
+      <w:r>
+        <w:rPr>
+          <w:lang w:val="de-DE"/>
+        </w:rPr>
+        <w:t>Button 14 – Lösung verbessern</w:t>
+      </w:r>
+      <w:bookmarkEnd w:id="60"/>
+    </w:p>
+    <w:p>
+      <w:pPr>
+        <w:pStyle w:val="FirstParagraph"/>
+        <w:rPr>
+          <w:lang w:val="de-DE"/>
+        </w:rPr>
+      </w:pPr>
+      <w:r>
+        <w:rPr>
+          <w:lang w:val="de-DE"/>
+        </w:rPr>
+        <w:t>Öffnet einen Dialog, in dem man eine vorhandene Lösung auswählt und Verbesserungsoptionen konfiguriert. Das Programm versucht durch gezielte Tauschoperationen die Qualität zu erhöhen. Das Ergebnis kann als neue Lösung gespeichert oder die ursprüngliche überschrieben werden.</w:t>
+      </w:r>
+    </w:p>
+    <w:p>
+      <w:pPr>
         <w:pStyle w:val="Textkrper"/>
         <w:rPr>
           <w:lang w:val="de-DE"/>
@@ -11958,17 +12046,92 @@
       </w:pPr>
       <w:r>
         <w:rPr>
-          <w:b/>
-          <w:bCs/>
-          <w:lang w:val="de-DE"/>
-        </w:rPr>
-        <w:t xml:space="preserve">Zugehörige Tabellenblätter: </w:t>
-      </w:r>
-      <w:r>
-        <w:rPr>
-          <w:lang w:val="de-DE"/>
-        </w:rPr>
-        <w:t>Welche Rollenpaare zu welcher Lösung gehören, steht im Sheet „Tausch“ (Ausgabe des Solverlaufs mit Tausch). Die Spalten A–G nennen Gruppe, Rolle A, Lehrer A, Rolle B, Lehrer B sowie die betroffenen UNrn beider Rollen; danach folgt für jede Tausch-Lösung eine eigene Spalte, in der die in dieser Lösung tatsächlich getauschten Paare grün mit „✓ getauscht“ markiert sind (sonst „–“). Am Ende des Blattes steht die Diagnose der Tausch-Phase. Lehnt man die Übernahme ab, bleibt der Tausch ausschließlich im Begleitblatt „GesichertLehrer“ gespeichert – analog dazu hält „LösLehrer“ die getauschten Lehrer der Lösungen im Sheet „Lös“.</w:t>
+          <w:lang w:val="de-DE"/>
+        </w:rPr>
+        <w:t>Technisch nutzt Button 14 ein lokales Optimierungsverfahren (Large-Neighborhood-Search kombiniert mit HillClimbing/Simulated-Annealing): Gezielt werden Teilbereiche der Ausgangslösung umgestellt bzw. mit dem CP-SAT-Solver nachoptimiert, während der übrige Plan möglichst erhalten bleibt. Der gesamte Plan wird also – anders als bei Button 15 – nicht in einem Zug komplett neu gerechnet. Alle harten Regeln, freien Tage und Bänder, das Verbot später päd. Einheiten sowie die Zeitwünsche aus den aktuell geladenen Daten werden dabei eingehalten.</w:t>
+      </w:r>
+    </w:p>
+    <w:p>
+      <w:pPr>
+        <w:pStyle w:val="berschrift3"/>
+        <w:rPr>
+          <w:lang w:val="de-DE"/>
+        </w:rPr>
+      </w:pPr>
+      <w:bookmarkStart w:id="62" w:name="_Toc235963926"/>
+      <w:bookmarkStart w:id="63" w:name="button-15-minimale-änderungen-solver"/>
+      <w:bookmarkEnd w:id="61"/>
+      <w:r>
+        <w:rPr>
+          <w:lang w:val="de-DE"/>
+        </w:rPr>
+        <w:t>Button 15 – Minimale Änderungen (Solver)</w:t>
+      </w:r>
+      <w:bookmarkEnd w:id="62"/>
+    </w:p>
+    <w:p>
+      <w:pPr>
+        <w:pStyle w:val="FirstParagraph"/>
+        <w:rPr>
+          <w:lang w:val="de-DE"/>
+        </w:rPr>
+      </w:pPr>
+      <w:r>
+        <w:rPr>
+          <w:lang w:val="de-DE"/>
+        </w:rPr>
+        <w:t>Startet einen Solver-Lauf, der ausgehend von einer gewählten Lösung möglichst wenige Änderungen vornimmt, um verbleibende Verletzungen zu beheben. Nützlich, wenn ein Plan grundsätzlich passt und nur punktuell korrigiert werden soll.</w:t>
+      </w:r>
+    </w:p>
+    <w:p>
+      <w:pPr>
+        <w:pStyle w:val="Textkrper"/>
+        <w:rPr>
+          <w:lang w:val="de-DE"/>
+        </w:rPr>
+      </w:pPr>
+      <w:r>
+        <w:rPr>
+          <w:lang w:val="de-DE"/>
+        </w:rPr>
+        <w:t xml:space="preserve">Button 15 verwendet denselben CP-SAT-Solver (Google OR-Tools) wie die Stundenplanerstellung (Button 10) und rechnet den gesamten Plan neu. </w:t>
+      </w:r>
+      <w:r>
+        <w:rPr>
+          <w:lang w:val="de-DE"/>
+        </w:rPr>
+        <w:t xml:space="preserve">Änderungen in den Zeitwünschen </w:t>
+      </w:r>
+      <w:r>
+        <w:rPr>
+          <w:lang w:val="de-DE"/>
+        </w:rPr>
+        <w:t xml:space="preserve">(in ZWL und StD) </w:t>
+      </w:r>
+      <w:r>
+        <w:rPr>
+          <w:lang w:val="de-DE"/>
+        </w:rPr>
+        <w:t xml:space="preserve">werden </w:t>
+      </w:r>
+      <w:r>
+        <w:rPr>
+          <w:lang w:val="de-DE"/>
+        </w:rPr>
+        <w:t xml:space="preserve">berücksichtigt. Sofern die Exceldatei vorher neu eingelesen wurde.  </w:t>
+      </w:r>
+      <w:r>
+        <w:rPr>
+          <w:lang w:val="de-DE"/>
+        </w:rPr>
+        <w:t xml:space="preserve">Zusätzlich belohnt eine Stabilitätskomponente jedes Beibehalten einer Platzierung aus dem gewählten Ausgangsplan; das im Dialog eingestellte Stabilitätsgewicht </w:t>
+      </w:r>
+      <w:r>
+        <w:rPr>
+          <w:lang w:val="de-DE"/>
+        </w:rPr>
+        <w:lastRenderedPageBreak/>
+        <w:t>steuert, wie stark der Solver am Ausgangsplan festhält (höheres Gewicht ⇒ weniger Änderungen). Fixierte UNrn bleiben ohnehin fest, neu hinzugekommene Unterrichte werden frei platziert.</w:t>
       </w:r>
     </w:p>
     <w:tbl>
@@ -12000,7 +12163,7 @@
               <w:rPr>
                 <w:lang w:val="de-DE"/>
               </w:rPr>
-              <w:t>⚠ Der Tausch wird sofort in die Excel-Datei geschrieben. Ist die Datei parallel in Excel geöffnet, schlägt das Speichern fehl. Nach einer Übernahme beziehen sich ältere Lösungsspalten im Sheet „Lös“ weiterhin auf die frühere Lehrerzuordnung; ihr Begleitblatt „LösLehrer“ wird erst beim nächsten Solverlauf neu geschrieben.</w:t>
+              <w:t>ℹ Unterschied kurz: „Lösung verbessern“ (Button 14) optimiert eine bestehende Lösung schrittweise per lokaler Suche; „Minimale Änderungen“ (Button 15) rechnet mit dem vollen CP-SAT-Solver neu und bleibt dabei möglichst nah am Ausgangsplan. Beide arbeiten mit den aktuell im Speicher geladenen Daten (Stammdaten StD, Zeitwünsche ZWL/ZWK, UV, Fachraum-Limits usw.) – also mit dem Stand des letzten Einlesens. Sie lesen die Excel-Datei nicht selbst neu ein: Nach Änderungen an StD, ZWL/ZWK oder UV zuerst die Datei neu einlesen (Button 1), damit die geänderten Stammdaten und Zeitwünsche berücksichtigt werden. Ein bereits geladener Ausgangsplan wird automatisch per UNr auf die aktuellen Unterrichte abgebildet – inzwischen ignorierte Blöcke entfallen, neu hinzugekommene werden frei platziert.</w:t>
             </w:r>
           </w:p>
         </w:tc>
@@ -12013,17 +12176,16 @@
           <w:lang w:val="de-DE"/>
         </w:rPr>
       </w:pPr>
-      <w:bookmarkStart w:id="58" w:name="_Toc235963924"/>
-      <w:bookmarkStart w:id="59" w:name="button-13-gesicherte-lösung-löschen"/>
-      <w:bookmarkEnd w:id="57"/>
-      <w:r>
-        <w:rPr>
-          <w:lang w:val="de-DE"/>
-        </w:rPr>
-        <w:lastRenderedPageBreak/>
-        <w:t>Button 13 – Gesicherte Lösung löschen</w:t>
-      </w:r>
-      <w:bookmarkEnd w:id="58"/>
+      <w:bookmarkStart w:id="64" w:name="_Toc235963927"/>
+      <w:bookmarkStart w:id="65" w:name="Xad1dc7f2b87d26cd829c779742415c9d8eaf96d"/>
+      <w:bookmarkEnd w:id="63"/>
+      <w:r>
+        <w:rPr>
+          <w:lang w:val="de-DE"/>
+        </w:rPr>
+        <w:t>Button 16 – Fixierungen/Lösung exportieren (Plan/Lös)</w:t>
+      </w:r>
+      <w:bookmarkEnd w:id="64"/>
     </w:p>
     <w:p>
       <w:pPr>
@@ -12036,7 +12198,87 @@
         <w:rPr>
           <w:lang w:val="de-DE"/>
         </w:rPr>
-        <w:t>Entfernt eine gesicherte Lösung aus dem Sheet „Gesichert“. Der zugehörige Diagnose-Block im Sheet „Diag“ wird automatisch mit entfernt, sodass keine verwaiste Karteikarte zurückbleibt.</w:t>
+        <w:t>Überträgt wahlweise die aktuellen Fixierungen oder eine gewählte Lösung in die Excel-Datei. Nach dem Klick fragt das Programm zunächst, was übertragen werden soll:</w:t>
+      </w:r>
+    </w:p>
+    <w:p>
+      <w:pPr>
+        <w:pStyle w:val="Compact"/>
+        <w:numPr>
+          <w:ilvl w:val="0"/>
+          <w:numId w:val="5"/>
+        </w:numPr>
+        <w:rPr>
+          <w:lang w:val="de-DE"/>
+        </w:rPr>
+      </w:pPr>
+      <w:r>
+        <w:rPr>
+          <w:b/>
+          <w:bCs/>
+          <w:lang w:val="de-DE"/>
+        </w:rPr>
+        <w:t>Fixierungen (FixUnr):</w:t>
+      </w:r>
+      <w:r>
+        <w:rPr>
+          <w:lang w:val="de-DE"/>
+        </w:rPr>
+        <w:t xml:space="preserve"> die je Slot in „Fix UNrn“ stehenden UNrn – also nur die fixierten Stunden. Anschließend folgt die Zielabfrage: als Spalte „Fix“ in das Sheet „Lös“ (neu bzw. aktualisiert) </w:t>
+      </w:r>
+      <w:r>
+        <w:rPr>
+          <w:b/>
+          <w:bCs/>
+          <w:lang w:val="de-DE"/>
+        </w:rPr>
+        <w:t>oder</w:t>
+      </w:r>
+      <w:r>
+        <w:rPr>
+          <w:lang w:val="de-DE"/>
+        </w:rPr>
+        <w:t xml:space="preserve"> in das Sheet „Plan“ (wird vollständig überschrieben).</w:t>
+      </w:r>
+    </w:p>
+    <w:p>
+      <w:pPr>
+        <w:pStyle w:val="Compact"/>
+        <w:numPr>
+          <w:ilvl w:val="0"/>
+          <w:numId w:val="5"/>
+        </w:numPr>
+        <w:rPr>
+          <w:lang w:val="de-DE"/>
+        </w:rPr>
+      </w:pPr>
+      <w:r>
+        <w:rPr>
+          <w:b/>
+          <w:bCs/>
+          <w:lang w:val="de-DE"/>
+        </w:rPr>
+        <w:t>Gewählte Lösung:</w:t>
+      </w:r>
+      <w:r>
+        <w:rPr>
+          <w:lang w:val="de-DE"/>
+        </w:rPr>
+        <w:t xml:space="preserve"> eine aus dem Speicher, dem Sheet „Lös“ oder „Gesichert“ auswählbare Lösung wird in das Sheet „Plan“ geschrieben (überschreibt „Plan“ vollständig).</w:t>
+      </w:r>
+    </w:p>
+    <w:p>
+      <w:pPr>
+        <w:pStyle w:val="FirstParagraph"/>
+        <w:rPr>
+          <w:lang w:val="de-DE"/>
+        </w:rPr>
+      </w:pPr>
+      <w:r>
+        <w:rPr>
+          <w:lang w:val="de-DE"/>
+        </w:rPr>
+        <w:t>Ziel ist also je nach Wahl das Sheet „Plan“ oder – nur bei den Fixierungen – die Spalte „Fix“ im Sheet „Lös“.</w:t>
       </w:r>
     </w:p>
     <w:p>
@@ -12046,16 +12288,16 @@
           <w:lang w:val="de-DE"/>
         </w:rPr>
       </w:pPr>
-      <w:bookmarkStart w:id="60" w:name="_Toc235963925"/>
-      <w:bookmarkStart w:id="61" w:name="button-14-lösung-verbessern"/>
-      <w:bookmarkEnd w:id="59"/>
-      <w:r>
-        <w:rPr>
-          <w:lang w:val="de-DE"/>
-        </w:rPr>
-        <w:t>Button 14 – Lösung verbessern</w:t>
-      </w:r>
-      <w:bookmarkEnd w:id="60"/>
+      <w:bookmarkStart w:id="66" w:name="_Toc235963928"/>
+      <w:bookmarkStart w:id="67" w:name="button-17-diagnose-an-diag-anhängen"/>
+      <w:bookmarkEnd w:id="65"/>
+      <w:r>
+        <w:rPr>
+          <w:lang w:val="de-DE"/>
+        </w:rPr>
+        <w:t>Button 17 – Diagnose an Diag anhängen</w:t>
+      </w:r>
+      <w:bookmarkEnd w:id="66"/>
     </w:p>
     <w:p>
       <w:pPr>
@@ -12068,21 +12310,7 @@
         <w:rPr>
           <w:lang w:val="de-DE"/>
         </w:rPr>
-        <w:t>Öffnet einen Dialog, in dem man eine vorhandene Lösung auswählt und Verbesserungsoptionen konfiguriert. Das Programm versucht durch gezielte Tauschoperationen die Qualität zu erhöhen. Das Ergebnis kann als neue Lösung gespeichert oder die ursprüngliche überschrieben werden.</w:t>
-      </w:r>
-    </w:p>
-    <w:p>
-      <w:pPr>
-        <w:pStyle w:val="Textkrper"/>
-        <w:rPr>
-          <w:lang w:val="de-DE"/>
-        </w:rPr>
-      </w:pPr>
-      <w:r>
-        <w:rPr>
-          <w:lang w:val="de-DE"/>
-        </w:rPr>
-        <w:t>Technisch nutzt Button 14 ein lokales Optimierungsverfahren (Large-Neighborhood-Search kombiniert mit HillClimbing/Simulated-Annealing): Gezielt werden Teilbereiche der Ausgangslösung umgestellt bzw. mit dem CP-SAT-Solver nachoptimiert, während der übrige Plan möglichst erhalten bleibt. Der gesamte Plan wird also – anders als bei Button 15 – nicht in einem Zug komplett neu gerechnet. Alle harten Regeln, freien Tage und Bänder, das Verbot später päd. Einheiten sowie die Zeitwünsche aus den aktuell geladenen Daten werden dabei eingehalten.</w:t>
+        <w:t>Berechnet die Lehrer-Diagnose eines gewählten Plans (aus „Gesichert“ oder „Lös“) und hängt sie als zusätzlichen Block an das Sheet „Diag“ an, ohne bestehende Blöcke zu überschreiben.</w:t>
       </w:r>
     </w:p>
     <w:p>
@@ -12092,16 +12320,16 @@
           <w:lang w:val="de-DE"/>
         </w:rPr>
       </w:pPr>
-      <w:bookmarkStart w:id="62" w:name="_Toc235963926"/>
-      <w:bookmarkStart w:id="63" w:name="button-15-minimale-änderungen-solver"/>
-      <w:bookmarkEnd w:id="61"/>
-      <w:r>
-        <w:rPr>
-          <w:lang w:val="de-DE"/>
-        </w:rPr>
-        <w:t>Button 15 – Minimale Änderungen (Solver)</w:t>
-      </w:r>
-      <w:bookmarkEnd w:id="62"/>
+      <w:bookmarkStart w:id="68" w:name="_Toc235963929"/>
+      <w:bookmarkStart w:id="69" w:name="button-18-klassenpläne-erzeugen"/>
+      <w:bookmarkEnd w:id="67"/>
+      <w:r>
+        <w:rPr>
+          <w:lang w:val="de-DE"/>
+        </w:rPr>
+        <w:t>Button 18 – Klassenpläne erzeugen</w:t>
+      </w:r>
+      <w:bookmarkEnd w:id="68"/>
     </w:p>
     <w:p>
       <w:pPr>
@@ -12114,51 +12342,7 @@
         <w:rPr>
           <w:lang w:val="de-DE"/>
         </w:rPr>
-        <w:t>Startet einen Solver-Lauf, der ausgehend von einer gewählten Lösung möglichst wenige Änderungen vornimmt, um verbleibende Verletzungen zu beheben. Nützlich, wenn ein Plan grundsätzlich passt und nur punktuell korrigiert werden soll.</w:t>
-      </w:r>
-    </w:p>
-    <w:p>
-      <w:pPr>
-        <w:pStyle w:val="Textkrper"/>
-        <w:rPr>
-          <w:lang w:val="de-DE"/>
-        </w:rPr>
-      </w:pPr>
-      <w:r>
-        <w:rPr>
-          <w:lang w:val="de-DE"/>
-        </w:rPr>
-        <w:t xml:space="preserve">Button 15 verwendet denselben CP-SAT-Solver (Google OR-Tools) wie die Stundenplanerstellung (Button 10) und rechnet den gesamten Plan neu. </w:t>
-      </w:r>
-      <w:r>
-        <w:rPr>
-          <w:lang w:val="de-DE"/>
-        </w:rPr>
-        <w:t xml:space="preserve">Änderungen in den Zeitwünschen </w:t>
-      </w:r>
-      <w:r>
-        <w:rPr>
-          <w:lang w:val="de-DE"/>
-        </w:rPr>
-        <w:t xml:space="preserve">(in ZWL und StD) </w:t>
-      </w:r>
-      <w:r>
-        <w:rPr>
-          <w:lang w:val="de-DE"/>
-        </w:rPr>
-        <w:t xml:space="preserve">werden </w:t>
-      </w:r>
-      <w:r>
-        <w:rPr>
-          <w:lang w:val="de-DE"/>
-        </w:rPr>
-        <w:t xml:space="preserve">berücksichtigt. Sofern die Exceldatei vorher neu eingelesen wurde.  </w:t>
-      </w:r>
-      <w:r>
-        <w:rPr>
-          <w:lang w:val="de-DE"/>
-        </w:rPr>
-        <w:t>Zusätzlich belohnt eine Stabilitätskomponente jedes Beibehalten einer Platzierung aus dem gewählten Ausgangsplan; das im Dialog eingestellte Stabilitätsgewicht steuert, wie stark der Solver am Ausgangsplan festhält (höheres Gewicht ⇒ weniger Änderungen). Fixierte UNrn bleiben ohnehin fest, neu hinzugekommene Unterrichte werden frei platziert.</w:t>
+        <w:t>Erstellt für jede Lösung ein Sheet mit einer tabellarischen Übersicht aller Klassen. Pro Zelle stehen Lehrer, Fach und UNr; LK-Kurse (LK01/LK02) werden farbig markiert.</w:t>
       </w:r>
     </w:p>
     <w:tbl>
@@ -12190,7 +12374,7 @@
               <w:rPr>
                 <w:lang w:val="de-DE"/>
               </w:rPr>
-              <w:t>ℹ Unterschied kurz: „Lösung verbessern“ (Button 14) optimiert eine bestehende Lösung schrittweise per lokaler Suche; „Minimale Änderungen“ (Button 15) rechnet mit dem vollen CP-SAT-Solver neu und bleibt dabei möglichst nah am Ausgangsplan. Beide arbeiten mit den aktuell im Speicher geladenen Daten (Stammdaten StD, Zeitwünsche ZWL/ZWK, UV, Fachraum-Limits usw.) – also mit dem Stand des letzten Einlesens. Sie lesen die Excel-Datei nicht selbst neu ein: Nach Änderungen an StD, ZWL/ZWK oder UV zuerst die Datei neu einlesen (Button 1), damit die geänderten Stammdaten und Zeitwünsche berücksichtigt werden. Ein bereits geladener Ausgangsplan wird automatisch per UNr auf die aktuellen Unterrichte abgebildet – inzwischen ignorierte Blöcke entfallen, neu hinzugekommene werden frei platziert.</w:t>
+              <w:t>Tipp: Hat eine Klasse mehrere Unterrichte im selben Zeitslot (z. B. Religion/Ethik oder A-/B-Wochen-Trennung), werden alle Unterrichte untereinander in derselben Zelle dargestellt.</w:t>
             </w:r>
           </w:p>
         </w:tc>
@@ -12203,17 +12387,49 @@
           <w:lang w:val="de-DE"/>
         </w:rPr>
       </w:pPr>
-      <w:bookmarkStart w:id="64" w:name="_Toc235963927"/>
-      <w:bookmarkStart w:id="65" w:name="Xad1dc7f2b87d26cd829c779742415c9d8eaf96d"/>
-      <w:bookmarkEnd w:id="63"/>
+      <w:bookmarkStart w:id="70" w:name="_Toc235963930"/>
+      <w:bookmarkStart w:id="71" w:name="button-19-klassenpläne-ef-q1-q2"/>
+      <w:bookmarkEnd w:id="69"/>
+      <w:r>
+        <w:rPr>
+          <w:lang w:val="de-DE"/>
+        </w:rPr>
+        <w:t>Button 19 – Klassenpläne EF / Q1 / Q2</w:t>
+      </w:r>
+      <w:bookmarkEnd w:id="70"/>
+    </w:p>
+    <w:p>
+      <w:pPr>
+        <w:pStyle w:val="FirstParagraph"/>
+        <w:rPr>
+          <w:lang w:val="de-DE"/>
+        </w:rPr>
+      </w:pPr>
+      <w:r>
+        <w:rPr>
+          <w:lang w:val="de-DE"/>
+        </w:rPr>
+        <w:t>Wie Button 18, aber nur für die Oberstufenklassen EF, Q1 und Q2. Nützlich für Gymnasien mit Oberstufe.</w:t>
+      </w:r>
+    </w:p>
+    <w:p>
+      <w:pPr>
+        <w:pStyle w:val="berschrift3"/>
+        <w:rPr>
+          <w:lang w:val="de-DE"/>
+        </w:rPr>
+      </w:pPr>
+      <w:bookmarkStart w:id="72" w:name="_Toc235963931"/>
+      <w:bookmarkStart w:id="73" w:name="button-20-lehrerpläne-erzeugen"/>
+      <w:bookmarkEnd w:id="71"/>
       <w:r>
         <w:rPr>
           <w:lang w:val="de-DE"/>
         </w:rPr>
         <w:lastRenderedPageBreak/>
-        <w:t>Button 16 – Fixierungen/Lösung exportieren (Plan/Lös)</w:t>
-      </w:r>
-      <w:bookmarkEnd w:id="64"/>
+        <w:t>Button 20 – Lehrerpläne erzeugen</w:t>
+      </w:r>
+      <w:bookmarkEnd w:id="72"/>
     </w:p>
     <w:p>
       <w:pPr>
@@ -12226,16 +12442,44 @@
         <w:rPr>
           <w:lang w:val="de-DE"/>
         </w:rPr>
-        <w:t>Überträgt wahlweise die aktuellen Fixierungen oder eine gewählte Lösung in die Excel-Datei. Nach dem Klick fragt das Programm zunächst, was übertragen werden soll:</w:t>
-      </w:r>
-    </w:p>
-    <w:p>
-      <w:pPr>
-        <w:pStyle w:val="Compact"/>
-        <w:numPr>
-          <w:ilvl w:val="0"/>
-          <w:numId w:val="5"/>
-        </w:numPr>
+        <w:t>Erstellt für jede berechnete Lösung ein eigenes Sheet mit Lehrerplänen. Jeder Lehrer bekommt eine Übersichtstabelle nach Tag und Stunde. Späte Doppelstunden werden farblich hervorgehoben.</w:t>
+      </w:r>
+    </w:p>
+    <w:p>
+      <w:pPr>
+        <w:pStyle w:val="berschrift3"/>
+        <w:rPr>
+          <w:lang w:val="de-DE"/>
+        </w:rPr>
+      </w:pPr>
+      <w:bookmarkStart w:id="74" w:name="_Toc235963932"/>
+      <w:bookmarkStart w:id="75" w:name="button-21-stammdaten-std-bearbeiten"/>
+      <w:bookmarkEnd w:id="73"/>
+      <w:r>
+        <w:rPr>
+          <w:lang w:val="de-DE"/>
+        </w:rPr>
+        <w:t>Button 21 – Stammdaten (StD) bearbeiten</w:t>
+      </w:r>
+      <w:bookmarkEnd w:id="74"/>
+    </w:p>
+    <w:p>
+      <w:pPr>
+        <w:pStyle w:val="FirstParagraph"/>
+        <w:rPr>
+          <w:lang w:val="de-DE"/>
+        </w:rPr>
+      </w:pPr>
+      <w:r>
+        <w:rPr>
+          <w:lang w:val="de-DE"/>
+        </w:rPr>
+        <w:t>Öffnet einen eigenen Dialog zum Bearbeiten des Sheets „StD“ und zum Import der Stammdaten aus Untis. Alle StD-Zeilen erscheinen in einer editierbaren Tabelle; Werte lassen sich direkt bearbeiten. Die fünf „hart“-Spalten (HohlWoche hart … DreifachHohl hart, Kapitel 2.4) sind hervorgehoben und machen die jeweilige Regel für den Lehrer verbindlich (x, ja oder 1).</w:t>
+      </w:r>
+    </w:p>
+    <w:p>
+      <w:pPr>
+        <w:pStyle w:val="Textkrper"/>
         <w:rPr>
           <w:lang w:val="de-DE"/>
         </w:rPr>
@@ -12246,131 +12490,27 @@
           <w:bCs/>
           <w:lang w:val="de-DE"/>
         </w:rPr>
-        <w:t>Fixierungen (FixUnr):</w:t>
-      </w:r>
-      <w:r>
-        <w:rPr>
-          <w:lang w:val="de-DE"/>
-        </w:rPr>
-        <w:t xml:space="preserve"> die je Slot in „Fix UNrn“ stehenden UNrn – also nur die fixierten Stunden. Anschließend folgt die Zielabfrage: als Spalte „Fix“ in das Sheet „Lös“ (neu bzw. aktualisiert) </w:t>
-      </w:r>
-      <w:r>
-        <w:rPr>
-          <w:b/>
-          <w:bCs/>
-          <w:lang w:val="de-DE"/>
-        </w:rPr>
-        <w:t>oder</w:t>
-      </w:r>
-      <w:r>
-        <w:rPr>
-          <w:lang w:val="de-DE"/>
-        </w:rPr>
-        <w:t xml:space="preserve"> in das Sheet „Plan“ (wird vollständig überschrieben).</w:t>
-      </w:r>
-    </w:p>
-    <w:p>
-      <w:pPr>
-        <w:pStyle w:val="Compact"/>
-        <w:numPr>
-          <w:ilvl w:val="0"/>
-          <w:numId w:val="5"/>
-        </w:numPr>
-        <w:rPr>
-          <w:lang w:val="de-DE"/>
-        </w:rPr>
-      </w:pPr>
-      <w:r>
-        <w:rPr>
-          <w:b/>
-          <w:bCs/>
-          <w:lang w:val="de-DE"/>
-        </w:rPr>
-        <w:t>Gewählte Lösung:</w:t>
-      </w:r>
-      <w:r>
-        <w:rPr>
-          <w:lang w:val="de-DE"/>
-        </w:rPr>
-        <w:t xml:space="preserve"> eine aus dem Speicher, dem Sheet „Lös“ oder „Gesichert“ auswählbare Lösung wird in das Sheet „Plan“ geschrieben (überschreibt „Plan“ vollständig).</w:t>
-      </w:r>
-    </w:p>
-    <w:p>
-      <w:pPr>
-        <w:pStyle w:val="FirstParagraph"/>
-        <w:rPr>
-          <w:lang w:val="de-DE"/>
-        </w:rPr>
-      </w:pPr>
-      <w:r>
-        <w:rPr>
-          <w:lang w:val="de-DE"/>
-        </w:rPr>
-        <w:t>Ziel ist also je nach Wahl das Sheet „Plan“ oder – nur bei den Fixierungen – die Spalte „Fix“ im Sheet „Lös“.</w:t>
-      </w:r>
-    </w:p>
-    <w:p>
-      <w:pPr>
-        <w:pStyle w:val="berschrift3"/>
-        <w:rPr>
-          <w:lang w:val="de-DE"/>
-        </w:rPr>
-      </w:pPr>
-      <w:bookmarkStart w:id="66" w:name="_Toc235963928"/>
-      <w:bookmarkStart w:id="67" w:name="button-17-diagnose-an-diag-anhängen"/>
-      <w:bookmarkEnd w:id="65"/>
-      <w:r>
-        <w:rPr>
-          <w:lang w:val="de-DE"/>
-        </w:rPr>
-        <w:t>Button 17 – Diagnose an Diag anhängen</w:t>
-      </w:r>
-      <w:bookmarkEnd w:id="66"/>
-    </w:p>
-    <w:p>
-      <w:pPr>
-        <w:pStyle w:val="FirstParagraph"/>
-        <w:rPr>
-          <w:lang w:val="de-DE"/>
-        </w:rPr>
-      </w:pPr>
-      <w:r>
-        <w:rPr>
-          <w:lang w:val="de-DE"/>
-        </w:rPr>
-        <w:t>Berechnet die Lehrer-Diagnose eines gewählten Plans (aus „Gesichert“ oder „Lös“) und hängt sie als zusätzlichen Block an das Sheet „Diag“ an, ohne bestehende Blöcke zu überschreiben.</w:t>
-      </w:r>
-    </w:p>
-    <w:p>
-      <w:pPr>
-        <w:pStyle w:val="berschrift3"/>
-        <w:rPr>
-          <w:lang w:val="de-DE"/>
-        </w:rPr>
-      </w:pPr>
-      <w:bookmarkStart w:id="68" w:name="_Toc235963929"/>
-      <w:bookmarkStart w:id="69" w:name="button-18-klassenpläne-erzeugen"/>
-      <w:bookmarkEnd w:id="67"/>
-      <w:r>
-        <w:rPr>
-          <w:lang w:val="de-DE"/>
-        </w:rPr>
-        <w:t>Button 18 – Klassenpläne erzeugen</w:t>
-      </w:r>
-      <w:bookmarkEnd w:id="68"/>
-    </w:p>
-    <w:p>
-      <w:pPr>
-        <w:pStyle w:val="FirstParagraph"/>
-        <w:rPr>
-          <w:lang w:val="de-DE"/>
-        </w:rPr>
-      </w:pPr>
-      <w:r>
-        <w:rPr>
-          <w:lang w:val="de-DE"/>
-        </w:rPr>
-        <w:t>Erstellt für jede Lösung ein Sheet mit einer tabellarischen Übersicht aller Klassen. Pro Zelle stehen Lehrer, Fach und UNr; LK-Kurse (LK01/LK02) werden farbig markiert.</w:t>
+        <w:t>Aus GPU004 importieren:</w:t>
+      </w:r>
+      <w:r>
+        <w:rPr>
+          <w:lang w:val="de-DE"/>
+        </w:rPr>
+        <w:t xml:space="preserve"> Über die Schaltfläche „Aus GPU004 importieren …“ liest der Dialog eine Untis-GPU004-Datei ein und übernimmt die daraus stammenden Spalten (Name, Nachname, Vorname, Std./Tag, HohlStd. soll, Std.Folge, Soll/Woche, Geburtsdatum). Die fünf „hart“-Spalten stammen nicht aus Untis und bleiben beim Import unverändert erhalten.</w:t>
+      </w:r>
+    </w:p>
+    <w:p>
+      <w:pPr>
+        <w:pStyle w:val="Textkrper"/>
+      </w:pPr>
+      <w:r>
+        <w:rPr>
+          <w:lang w:val="de-DE"/>
+        </w:rPr>
+        <w:t xml:space="preserve">„Speichern und schließen“ schreibt die Tabelle in die Excel-Datei und liest die Daten neu ein; danach steht im Log die StD-Diagnose, die für jeden Lehrer die aktiven harten Regeln nennt. Ein Import schreibt sofort und lässt das Fenster offen, damit man das Ergebnis durchsehen und anschließend die „hart“-Flags setzen kann. </w:t>
+      </w:r>
+      <w:r>
+        <w:t>„Verwerfen und schließen“ schließt ohne zu speichern.</w:t>
       </w:r>
     </w:p>
     <w:tbl>
@@ -12394,174 +12534,6 @@
           <w:p>
             <w:pPr>
               <w:pStyle w:val="Compact"/>
-              <w:rPr>
-                <w:lang w:val="de-DE"/>
-              </w:rPr>
-            </w:pPr>
-            <w:r>
-              <w:rPr>
-                <w:lang w:val="de-DE"/>
-              </w:rPr>
-              <w:t>Tipp: Hat eine Klasse mehrere Unterrichte im selben Zeitslot (z. B. Religion/Ethik oder A-/B-Wochen-Trennung), werden alle Unterrichte untereinander in derselben Zelle dargestellt.</w:t>
-            </w:r>
-          </w:p>
-        </w:tc>
-      </w:tr>
-    </w:tbl>
-    <w:p>
-      <w:pPr>
-        <w:pStyle w:val="berschrift3"/>
-        <w:rPr>
-          <w:lang w:val="de-DE"/>
-        </w:rPr>
-      </w:pPr>
-      <w:bookmarkStart w:id="70" w:name="_Toc235963930"/>
-      <w:bookmarkStart w:id="71" w:name="button-19-klassenpläne-ef-q1-q2"/>
-      <w:bookmarkEnd w:id="69"/>
-      <w:r>
-        <w:rPr>
-          <w:lang w:val="de-DE"/>
-        </w:rPr>
-        <w:t>Button 19 – Klassenpläne EF / Q1 / Q2</w:t>
-      </w:r>
-      <w:bookmarkEnd w:id="70"/>
-    </w:p>
-    <w:p>
-      <w:pPr>
-        <w:pStyle w:val="FirstParagraph"/>
-        <w:rPr>
-          <w:lang w:val="de-DE"/>
-        </w:rPr>
-      </w:pPr>
-      <w:r>
-        <w:rPr>
-          <w:lang w:val="de-DE"/>
-        </w:rPr>
-        <w:t>Wie Button 18, aber nur für die Oberstufenklassen EF, Q1 und Q2. Nützlich für Gymnasien mit Oberstufe.</w:t>
-      </w:r>
-    </w:p>
-    <w:p>
-      <w:pPr>
-        <w:pStyle w:val="berschrift3"/>
-        <w:rPr>
-          <w:lang w:val="de-DE"/>
-        </w:rPr>
-      </w:pPr>
-      <w:bookmarkStart w:id="72" w:name="_Toc235963931"/>
-      <w:bookmarkStart w:id="73" w:name="button-20-lehrerpläne-erzeugen"/>
-      <w:bookmarkEnd w:id="71"/>
-      <w:r>
-        <w:rPr>
-          <w:lang w:val="de-DE"/>
-        </w:rPr>
-        <w:t>Button 20 – Lehrerpläne erzeugen</w:t>
-      </w:r>
-      <w:bookmarkEnd w:id="72"/>
-    </w:p>
-    <w:p>
-      <w:pPr>
-        <w:pStyle w:val="FirstParagraph"/>
-        <w:rPr>
-          <w:lang w:val="de-DE"/>
-        </w:rPr>
-      </w:pPr>
-      <w:r>
-        <w:rPr>
-          <w:lang w:val="de-DE"/>
-        </w:rPr>
-        <w:t>Erstellt für jede berechnete Lösung ein eigenes Sheet mit Lehrerplänen. Jeder Lehrer bekommt eine Übersichtstabelle nach Tag und Stunde. Späte Doppelstunden werden farblich hervorgehoben.</w:t>
-      </w:r>
-    </w:p>
-    <w:p>
-      <w:pPr>
-        <w:pStyle w:val="berschrift3"/>
-        <w:rPr>
-          <w:lang w:val="de-DE"/>
-        </w:rPr>
-      </w:pPr>
-      <w:bookmarkStart w:id="74" w:name="_Toc235963932"/>
-      <w:bookmarkStart w:id="75" w:name="button-21-stammdaten-std-bearbeiten"/>
-      <w:bookmarkEnd w:id="73"/>
-      <w:r>
-        <w:rPr>
-          <w:lang w:val="de-DE"/>
-        </w:rPr>
-        <w:t>Button 21 – Stammdaten (StD) bearbeiten</w:t>
-      </w:r>
-      <w:bookmarkEnd w:id="74"/>
-    </w:p>
-    <w:p>
-      <w:pPr>
-        <w:pStyle w:val="FirstParagraph"/>
-        <w:rPr>
-          <w:lang w:val="de-DE"/>
-        </w:rPr>
-      </w:pPr>
-      <w:r>
-        <w:rPr>
-          <w:lang w:val="de-DE"/>
-        </w:rPr>
-        <w:t>Öffnet einen eigenen Dialog zum Bearbeiten des Sheets „StD“ und zum Import der Stammdaten aus Untis. Alle StD-Zeilen erscheinen in einer editierbaren Tabelle; Werte lassen sich direkt bearbeiten. Die fünf „hart“-Spalten (HohlWoche hart … DreifachHohl hart, Kapitel 2.4) sind hervorgehoben und machen die jeweilige Regel für den Lehrer verbindlich (x, ja oder 1).</w:t>
-      </w:r>
-    </w:p>
-    <w:p>
-      <w:pPr>
-        <w:pStyle w:val="Textkrper"/>
-        <w:rPr>
-          <w:lang w:val="de-DE"/>
-        </w:rPr>
-      </w:pPr>
-      <w:r>
-        <w:rPr>
-          <w:b/>
-          <w:bCs/>
-          <w:lang w:val="de-DE"/>
-        </w:rPr>
-        <w:lastRenderedPageBreak/>
-        <w:t>Aus GPU004 importieren:</w:t>
-      </w:r>
-      <w:r>
-        <w:rPr>
-          <w:lang w:val="de-DE"/>
-        </w:rPr>
-        <w:t xml:space="preserve"> Über die Schaltfläche „Aus GPU004 importieren …“ liest der Dialog eine Untis-GPU004-Datei ein und übernimmt die daraus stammenden Spalten (Name, Nachname, Vorname, Std./Tag, HohlStd. soll, Std.Folge, Soll/Woche, Geburtsdatum). Die fünf „hart“-Spalten stammen nicht aus Untis und bleiben beim Import unverändert erhalten.</w:t>
-      </w:r>
-    </w:p>
-    <w:p>
-      <w:pPr>
-        <w:pStyle w:val="Textkrper"/>
-      </w:pPr>
-      <w:r>
-        <w:rPr>
-          <w:lang w:val="de-DE"/>
-        </w:rPr>
-        <w:t xml:space="preserve">„Speichern und schließen“ schreibt die Tabelle in die Excel-Datei und liest die Daten neu ein; danach steht im Log die StD-Diagnose, die für jeden Lehrer die aktiven harten Regeln nennt. Ein Import schreibt sofort und lässt das Fenster offen, damit man das Ergebnis durchsehen und anschließend die „hart“-Flags setzen kann. </w:t>
-      </w:r>
-      <w:r>
-        <w:t>„Verwerfen und schließen“ schließt ohne zu speichern.</w:t>
-      </w:r>
-    </w:p>
-    <w:tbl>
-      <w:tblPr>
-        <w:tblStyle w:val="Table"/>
-        <w:tblW w:w="5000" w:type="pct"/>
-        <w:tblLook w:val="0020" w:firstRow="1" w:lastRow="0" w:firstColumn="0" w:lastColumn="0" w:noHBand="0" w:noVBand="0"/>
-      </w:tblPr>
-      <w:tblGrid>
-        <w:gridCol w:w="9406"/>
-      </w:tblGrid>
-      <w:tr>
-        <w:trPr>
-          <w:cnfStyle w:val="100000000000" w:firstRow="1" w:lastRow="0" w:firstColumn="0" w:lastColumn="0" w:oddVBand="0" w:evenVBand="0" w:oddHBand="0" w:evenHBand="0" w:firstRowFirstColumn="0" w:firstRowLastColumn="0" w:lastRowFirstColumn="0" w:lastRowLastColumn="0"/>
-          <w:tblHeader/>
-        </w:trPr>
-        <w:tc>
-          <w:tcPr>
-            <w:tcW w:w="0" w:type="auto"/>
-          </w:tcPr>
-          <w:p>
-            <w:pPr>
-              <w:pStyle w:val="Compact"/>
             </w:pPr>
             <w:r>
               <w:rPr>
@@ -12687,6 +12659,7 @@
           <w:bCs/>
           <w:lang w:val="de-DE"/>
         </w:rPr>
+        <w:lastRenderedPageBreak/>
         <w:t>Lösung wechseln:</w:t>
       </w:r>
       <w:r>
@@ -12754,7 +12727,6 @@
         <w:rPr>
           <w:lang w:val="de-DE"/>
         </w:rPr>
-        <w:lastRenderedPageBreak/>
         <w:t>Farbcode (Einfärben nach Klasse oder Fach)</w:t>
       </w:r>
       <w:bookmarkEnd w:id="82"/>
@@ -13116,6 +13088,7 @@
         <w:rPr>
           <w:lang w:val="de-DE"/>
         </w:rPr>
+        <w:lastRenderedPageBreak/>
         <w:t>Stundenfolge überschritten (Std.Folge aus den Stammdaten)</w:t>
       </w:r>
     </w:p>
@@ -13172,14 +13145,7 @@
         <w:rPr>
           <w:lang w:val="de-DE"/>
         </w:rPr>
-        <w:t xml:space="preserve">Späte päd. Einheiten (bad units) – Lehrer mit mindestens einer späten pädagogischen Einheit (gleiche Klasse + gleicher Zeilentext bzw. Fach), deren </w:t>
-      </w:r>
-      <w:r>
-        <w:rPr>
-          <w:lang w:val="de-DE"/>
-        </w:rPr>
-        <w:lastRenderedPageBreak/>
-        <w:t>belegte Stunden ab der Spätschwelle liegen. Eine solche Einheit zählt für alle beteiligten Lehrer; fixierte wie noch bewegbare Einheiten werden mitgezählt.</w:t>
+        <w:t>Späte päd. Einheiten (bad units) – Lehrer mit mindestens einer späten pädagogischen Einheit (gleiche Klasse + gleicher Zeilentext bzw. Fach), deren belegte Stunden ab der Spätschwelle liegen. Eine solche Einheit zählt für alle beteiligten Lehrer; fixierte wie noch bewegbare Einheiten werden mitgezählt.</w:t>
       </w:r>
     </w:p>
     <w:p>
@@ -13383,6 +13349,7 @@
                 <w:b/>
                 <w:bCs/>
               </w:rPr>
+              <w:lastRenderedPageBreak/>
               <w:t>Filtermodus</w:t>
             </w:r>
           </w:p>
@@ -13589,14 +13556,7 @@
         <w:rPr>
           <w:lang w:val="de-DE"/>
         </w:rPr>
-        <w:t xml:space="preserve"> Ein Klick auf eine Spaltenüberschrift sortiert nach dieser Spalte, ein erneuter Klick kehrt die Richtung um. Für eine mehrstufige Sortierung die </w:t>
-      </w:r>
-      <w:r>
-        <w:rPr>
-          <w:lang w:val="de-DE"/>
-        </w:rPr>
-        <w:lastRenderedPageBreak/>
-        <w:t xml:space="preserve">weiteren Überschriften mit gedrückter </w:t>
+        <w:t xml:space="preserve"> Ein Klick auf eine Spaltenüberschrift sortiert nach dieser Spalte, ein erneuter Klick kehrt die Richtung um. Für eine mehrstufige Sortierung die weiteren Überschriften mit gedrückter </w:t>
       </w:r>
       <w:r>
         <w:rPr>
@@ -13781,7 +13741,14 @@
         <w:rPr>
           <w:lang w:val="de-DE"/>
         </w:rPr>
-        <w:t>Angeheftete Kacheln arbeiten auf derselben gemeinsamen Arbeitskopie wie die Hauptpläne. Drag &amp; Drop funktioniert daher über Kachelgrenzen hinweg: Man kann eine Stunde aus einer angehefteten Kachel in eine andere Kachel oder in die Hauptpläne ziehen (Verschieben, Tauschen). So lassen sich z. B. zwei Lehrerpläne direkt gegeneinander abgleichen und Stunden zwischen ihnen umhängen.</w:t>
+        <w:t xml:space="preserve">Angeheftete Kacheln arbeiten auf derselben gemeinsamen Arbeitskopie wie die Hauptpläne. Drag &amp; Drop funktioniert daher über Kachelgrenzen hinweg: Man kann eine Stunde aus einer angehefteten Kachel in eine andere Kachel oder in die Hauptpläne ziehen </w:t>
+      </w:r>
+      <w:r>
+        <w:rPr>
+          <w:lang w:val="de-DE"/>
+        </w:rPr>
+        <w:lastRenderedPageBreak/>
+        <w:t>(Verschieben, Tauschen). So lassen sich z. B. zwei Lehrerpläne direkt gegeneinander abgleichen und Stunden zwischen ihnen umhängen.</w:t>
       </w:r>
     </w:p>
     <w:p>
@@ -13841,7 +13808,6 @@
       <w:bookmarkStart w:id="95" w:name="bearbeitungsmodi"/>
       <w:bookmarkEnd w:id="93"/>
       <w:r>
-        <w:lastRenderedPageBreak/>
         <w:t>Bearbeitungsmodi</w:t>
       </w:r>
       <w:bookmarkEnd w:id="94"/>
@@ -14197,6 +14163,7 @@
               <w:rPr>
                 <w:lang w:val="de-DE"/>
               </w:rPr>
+              <w:lastRenderedPageBreak/>
               <w:t>ℹ Der Rechtsklick schreibt sofort in das Sheet „Fix UNrn“ (slotgenau) und pflegt zugleich die UV-Spalte „Fix (X)“ für die ganze UNr: Beim Fixieren wird „X“ in alle UV-Zeilen der UNr gesetzt; beim Entfixieren nur dann entfernt, wenn die UNr in „Fix UNrn“ nirgends mehr steht. Nach dem Schließen des Plan-Editors wird die Excel-Datei automatisch neu eingelesen, sodass Speicherstand und Datei übereinstimmen.</w:t>
             </w:r>
           </w:p>
@@ -14250,7 +14217,6 @@
         <w:rPr>
           <w:lang w:val="de-DE"/>
         </w:rPr>
-        <w:lastRenderedPageBreak/>
         <w:t>Tauschvorschläge (linke Spalte im Detailbereich)</w:t>
       </w:r>
       <w:bookmarkEnd w:id="104"/>
@@ -14446,7 +14412,14 @@
         <w:rPr>
           <w:lang w:val="de-DE"/>
         </w:rPr>
-        <w:t>Die Checkbox „Vergleichsmodus“ in der Kopfzeile stellt zwei Lösungen unmittelbar nebeneinander: links Lösung A (die aktuell geladene Lösung), rechts Lösung B (über das Dropdown „2. Lösung“ bzw. ◀ ▶ gewählt). Für den gewählten Lehrer und die gewählte Klasse werden vier Raster gezeigt (Lehrer A | Lehrer B, Klasse A | Klasse B). Der Modus ist eine reine Ansicht; Parkbereich, Tauschvorschläge und Bearbeitung sind dabei ausgeblendet.</w:t>
+        <w:t xml:space="preserve">Die Checkbox „Vergleichsmodus“ in der Kopfzeile stellt zwei Lösungen unmittelbar nebeneinander: links Lösung A (die aktuell geladene Lösung), rechts Lösung B (über das Dropdown „2. Lösung“ bzw. ◀ ▶ gewählt). Für den gewählten Lehrer und die gewählte </w:t>
+      </w:r>
+      <w:r>
+        <w:rPr>
+          <w:lang w:val="de-DE"/>
+        </w:rPr>
+        <w:lastRenderedPageBreak/>
+        <w:t>Klasse werden vier Raster gezeigt (Lehrer A | Lehrer B, Klasse A | Klasse B). Der Modus ist eine reine Ansicht; Parkbereich, Tauschvorschläge und Bearbeitung sind dabei ausgeblendet.</w:t>
       </w:r>
     </w:p>
     <w:p>
@@ -14490,14 +14463,7 @@
         <w:rPr>
           <w:lang w:val="de-DE"/>
         </w:rPr>
-        <w:t xml:space="preserve"> zeichnet im linken Plan (Lösung A) für jede pädagogische Einheit einen Pfeil von ihrer Position in Lösung A zu der Stelle, an der dieselbe UNr in Lösung B liegt. So ist auf einen Blick erkennbar, wohin ein Unterricht in der Vergleichslösung gewandert ist. Der Pfeil beginnt an der A-Position (dort steht die Zelle im </w:t>
-      </w:r>
-      <w:r>
-        <w:rPr>
-          <w:lang w:val="de-DE"/>
-        </w:rPr>
-        <w:lastRenderedPageBreak/>
-        <w:t>linken Raster) und zeigt auf den Slot der B-Position (wie im rechten Raster). Nur tatsächlich verschobene Stunden erhalten einen Pfeil: Liegt dieselbe UNr in beiden Lösungen im selben Slot, wird dort nichts gezeichnet. Bei mehreren Wochenstunden derselben UNr werden nur die geänderten Positionen miteinander verbunden. Farben wie bei den übrigen Pfeilen: im Lehrerplan blau, im Klassenplan magenta.</w:t>
+        <w:t xml:space="preserve"> zeichnet im linken Plan (Lösung A) für jede pädagogische Einheit einen Pfeil von ihrer Position in Lösung A zu der Stelle, an der dieselbe UNr in Lösung B liegt. So ist auf einen Blick erkennbar, wohin ein Unterricht in der Vergleichslösung gewandert ist. Der Pfeil beginnt an der A-Position (dort steht die Zelle im linken Raster) und zeigt auf den Slot der B-Position (wie im rechten Raster). Nur tatsächlich verschobene Stunden erhalten einen Pfeil: Liegt dieselbe UNr in beiden Lösungen im selben Slot, wird dort nichts gezeichnet. Bei mehreren Wochenstunden derselben UNr werden nur die geänderten Positionen miteinander verbunden. Farben wie bei den übrigen Pfeilen: im Lehrerplan blau, im Klassenplan magenta.</w:t>
       </w:r>
     </w:p>
     <w:p>
@@ -14761,6 +14727,7 @@
               <w:pStyle w:val="Compact"/>
             </w:pPr>
             <w:r>
+              <w:lastRenderedPageBreak/>
               <w:t>Schließen</w:t>
             </w:r>
           </w:p>
@@ -14883,7 +14850,6 @@
         <w:rPr>
           <w:lang w:val="de-DE"/>
         </w:rPr>
-        <w:lastRenderedPageBreak/>
         <w:t>Fachraum-Überschreitung: die Fachgruppe des Blocks ist im Slot bereits am Limit.</w:t>
       </w:r>
     </w:p>
@@ -15012,7 +14978,14 @@
         <w:rPr>
           <w:lang w:val="de-DE"/>
         </w:rPr>
-        <w:t>Bei langen Suchläufen (Button 10) lässt sich der aktuelle Zwischenstand ansehen, ohne den Solver zu unterbrechen. Die Engine schreibt während der Suche die jeweils beste bisher gefundene Lösung in eine eigene Excel-Datei – unabhängig von der eigentlichen Zieldatei, die während des Laufs gesperrt bleibt.</w:t>
+        <w:t xml:space="preserve">Bei langen Suchläufen (Button 10) lässt sich der aktuelle Zwischenstand ansehen, ohne den Solver zu unterbrechen. Die Engine schreibt während der Suche die jeweils beste bisher </w:t>
+      </w:r>
+      <w:r>
+        <w:rPr>
+          <w:lang w:val="de-DE"/>
+        </w:rPr>
+        <w:lastRenderedPageBreak/>
+        <w:t>gefundene Lösung in eine eigene Excel-Datei – unabhängig von der eigentlichen Zieldatei, die während des Laufs gesperrt bleibt.</w:t>
       </w:r>
     </w:p>
     <w:p>
@@ -15100,14 +15073,7 @@
         <w:rPr>
           <w:lang w:val="de-DE"/>
         </w:rPr>
-        <w:t xml:space="preserve"> Nach jedem Snapshot werden ältere Live-Dateien desselben Laufs gelöscht (außer der gerade geschriebenen); eine gerade geöffnete Datei bleibt liegen und wird beim </w:t>
-      </w:r>
-      <w:r>
-        <w:rPr>
-          <w:lang w:val="de-DE"/>
-        </w:rPr>
-        <w:lastRenderedPageBreak/>
-        <w:t>nächsten Versuch entfernt. Lauf-Ordner älter als 24 Stunden werden beim Start des nächsten Laufs entfernt.</w:t>
+        <w:t xml:space="preserve"> Nach jedem Snapshot werden ältere Live-Dateien desselben Laufs gelöscht (außer der gerade geschriebenen); eine gerade geöffnete Datei bleibt liegen und wird beim nächsten Versuch entfernt. Lauf-Ordner älter als 24 Stunden werden beim Start des nächsten Laufs entfernt.</w:t>
       </w:r>
     </w:p>
     <w:tbl>
@@ -15510,6 +15476,7 @@
               <w:rPr>
                 <w:lang w:val="de-DE"/>
               </w:rPr>
+              <w:lastRenderedPageBreak/>
               <w:t>ℹ Ohne Mindestabstand können sich mehrere Lösungen nur in ein bis zwei Stunden unterscheiden. Der Parameter erzwingt einen echten Hamming-Abstand in Blöcken; wird er zu hoch gewählt und keine ausreichend diverse Lösung mehr gefunden, wird das im Log vermerkt und die nächstbeste Lösung ausgegeben.</w:t>
             </w:r>
           </w:p>
@@ -15753,7 +15720,6 @@
               <w:pStyle w:val="Compact"/>
             </w:pPr>
             <w:r>
-              <w:lastRenderedPageBreak/>
               <w:t>Fächer ohne Spätzählung</w:t>
             </w:r>
           </w:p>
@@ -16227,7 +16193,14 @@
         <w:rPr>
           <w:lang w:val="de-DE"/>
         </w:rPr>
-        <w:t>Ab welcher Stunde ein Slot als „spät“ gilt, steht im Sheet „SpätSchwelle“ in Zelle C2 (C1 dient nur als Beschriftung). Fehlt der Eintrag oder ist er unlesbar, gilt 6 wie bisher; im zweiten Fall erscheint zusätzlich ein Hinweis im Log. Der Wert gilt einheitlich für ALLE Spät-Funktionen: späte päd. Einheiten, späte LK-Stunden, frühe und späte Doppelstunden sowie das Verbot später Doppelstunden. Wird die Grenze vorgezogen (z. B. auf 5), gelten schlagartig deutlich mehr Stunden als spät — die Wst-Schwellen in den Spalten A/B desselben Sheets sollten dann noch einmal geprüft werden.</w:t>
+        <w:t xml:space="preserve">Ab welcher Stunde ein Slot als „spät“ gilt, steht im Sheet „SpätSchwelle“ in Zelle C2 (C1 dient nur als Beschriftung). Fehlt der Eintrag oder ist er unlesbar, gilt 6 wie bisher; im zweiten Fall erscheint zusätzlich ein Hinweis im Log. Der </w:t>
+      </w:r>
+      <w:r>
+        <w:rPr>
+          <w:lang w:val="de-DE"/>
+        </w:rPr>
+        <w:lastRenderedPageBreak/>
+        <w:t>Wert gilt einheitlich für ALLE Spät-Funktionen: späte päd. Einheiten, späte LK-Stunden, frühe und späte Doppelstunden sowie das Verbot später Doppelstunden. Wird die Grenze vorgezogen (z. B. auf 5), gelten schlagartig deutlich mehr Stunden als spät — die Wst-Schwellen in den Spalten A/B desselben Sheets sollten dann noch einmal geprüft werden.</w:t>
       </w:r>
     </w:p>
     <w:p>
@@ -16473,7 +16446,6 @@
               <w:rPr>
                 <w:lang w:val="de-DE"/>
               </w:rPr>
-              <w:lastRenderedPageBreak/>
               <w:t>Fächer-Doppelstd. nicht am selben Tag</w:t>
             </w:r>
           </w:p>
@@ -16856,6 +16828,7 @@
         <w:rPr>
           <w:lang w:val="de-DE"/>
         </w:rPr>
+        <w:lastRenderedPageBreak/>
         <w:t>5.3 Formel der Qualitätsfunktion</w:t>
       </w:r>
       <w:bookmarkEnd w:id="137"/>
@@ -17018,7 +16991,6 @@
               <w:pStyle w:val="Compact"/>
             </w:pPr>
             <w:r>
-              <w:lastRenderedPageBreak/>
               <w:t>n_späte_päd_Einheiten</w:t>
             </w:r>
           </w:p>
@@ -17307,6 +17279,7 @@
         <w:rPr>
           <w:lang w:val="de-DE"/>
         </w:rPr>
+        <w:lastRenderedPageBreak/>
         <w:t>Der Solver richtet die Rangfolge nach diesem erweiterten Ziel aus, während die Spalte „Qualität“ eine bewusst reduzierte Kennzahl ist. Zwei Lösungen mit gleicher angezeigter Qualität können sich in freien Tagen, Std.-Folge oder −2-Verletzungen unterscheiden.</w:t>
       </w:r>
       <w:r>
@@ -17363,7 +17336,6 @@
         <w:rPr>
           <w:lang w:val="de-DE"/>
         </w:rPr>
-        <w:lastRenderedPageBreak/>
         <w:t>6. Empfohlener Arbeitsablauf</w:t>
       </w:r>
       <w:bookmarkEnd w:id="141"/>
@@ -17603,6 +17575,7 @@
         <w:rPr>
           <w:lang w:val="de-DE"/>
         </w:rPr>
+        <w:lastRenderedPageBreak/>
         <w:t>7. Hinweise und Fehlerbehebung</w:t>
       </w:r>
       <w:bookmarkEnd w:id="143"/>
@@ -17758,7 +17731,6 @@
               <w:pStyle w:val="Compact"/>
             </w:pPr>
             <w:r>
-              <w:lastRenderedPageBreak/>
               <w:t>„Kein UNr-Plan gefunden“</w:t>
             </w:r>
           </w:p>
@@ -18046,6 +18018,7 @@
         <w:rPr>
           <w:lang w:val="de-DE"/>
         </w:rPr>
+        <w:lastRenderedPageBreak/>
         <w:t>Fix UNrn: Kollisionen? Sheet gegen „ChkFix“ prüfen. Zwei UNrn mit gleichem Lehrer/gleicher Klasse (ohne KKK-/A/B-Ausnahme) im selben Slot machen das Modell sofort unlösbar.</w:t>
       </w:r>
     </w:p>
@@ -18097,7 +18070,6 @@
         <w:rPr>
           <w:lang w:val="de-DE"/>
         </w:rPr>
-        <w:lastRenderedPageBreak/>
         <w:t>Fachraum-Limit (Sheet FGR) zu niedrig? Existieren mehr parallele Blöcke einer Fachgruppe, als das Slot-Limit erlaubt?</w:t>
       </w:r>
     </w:p>
@@ -18330,6 +18302,7 @@
         <w:rPr>
           <w:lang w:val="de-DE"/>
         </w:rPr>
+        <w:lastRenderedPageBreak/>
         <w:t>8. Nutzbare Hohlstunden (NuHo)</w:t>
       </w:r>
       <w:bookmarkEnd w:id="151"/>
@@ -18362,7 +18335,6 @@
         <w:rPr>
           <w:lang w:val="de-DE"/>
         </w:rPr>
-        <w:lastRenderedPageBreak/>
         <w:t>8.1 Was ist eine NuHo?</w:t>
       </w:r>
       <w:bookmarkEnd w:id="153"/>
@@ -18561,6 +18533,7 @@
         <w:rPr>
           <w:lang w:val="de-DE"/>
         </w:rPr>
+        <w:lastRenderedPageBreak/>
         <w:t>8.3 Steuerung über die PM-Tabelle</w:t>
       </w:r>
       <w:bookmarkEnd w:id="157"/>
@@ -18735,7 +18708,6 @@
               <w:rPr>
                 <w:lang w:val="de-DE"/>
               </w:rPr>
-              <w:lastRenderedPageBreak/>
               <w:t>Strafe zu wenig NuHo</w:t>
             </w:r>
           </w:p>
@@ -19099,6 +19071,7 @@
               <w:rPr>
                 <w:lang w:val="de-DE"/>
               </w:rPr>
+              <w:lastRenderedPageBreak/>
               <w:t>ℹ Die NuHo-Auswertung ist robust gegen einzelne fehlerhafte Lösungen: Schlägt sie bei einer Lösung fehl, wird das im Log vermerkt und die Planerstellung normal fortgesetzt.</w:t>
             </w:r>
           </w:p>
@@ -19134,14 +19107,7 @@
         <w:rPr>
           <w:lang w:val="de-DE"/>
         </w:rPr>
-        <w:t xml:space="preserve">Auch beim manuellen Bearbeiten lässt sich die Vertretungsreserve prüfen: Ein Rechtsklick auf einen Block bietet für jeden beteiligten Lehrer den Eintrag „NuHos von &lt;Lehrer&gt; anzeigen“. Das geöffnete Fenster zeigt Vber Wstd, die NuHo Wstd und – sofern vorhanden – die konkreten NuHo-Zeitpunkte (Wochentag und Stunde). Ist der Lehrer nicht vertretungsbereit (Vber Wstd = 0) oder hat er keine nutzbare Hohlstunde, wird das </w:t>
-      </w:r>
-      <w:r>
-        <w:rPr>
-          <w:lang w:val="de-DE"/>
-        </w:rPr>
-        <w:lastRenderedPageBreak/>
-        <w:t>entsprechend gemeldet. So sieht man unmittelbar, wie sich ein Verschieben oder Tauschen auf die NuHos auswirkt.</w:t>
+        <w:t>Auch beim manuellen Bearbeiten lässt sich die Vertretungsreserve prüfen: Ein Rechtsklick auf einen Block bietet für jeden beteiligten Lehrer den Eintrag „NuHos von &lt;Lehrer&gt; anzeigen“. Das geöffnete Fenster zeigt Vber Wstd, die NuHo Wstd und – sofern vorhanden – die konkreten NuHo-Zeitpunkte (Wochentag und Stunde). Ist der Lehrer nicht vertretungsbereit (Vber Wstd = 0) oder hat er keine nutzbare Hohlstunde, wird das entsprechend gemeldet. So sieht man unmittelbar, wie sich ein Verschieben oder Tauschen auf die NuHos auswirkt.</w:t>
       </w:r>
     </w:p>
     <w:p>
@@ -19607,7 +19573,14 @@
               <w:rPr>
                 <w:lang w:val="de-DE"/>
               </w:rPr>
-              <w:t xml:space="preserve">Lehrertauschkennzeichen in der UV-Spalte LTKZ. Zahl+Buchstabe; gleiche Zahl = Tauschgruppe, verschiedene Buchstaben = austauschbare Rollen. </w:t>
+              <w:t xml:space="preserve">Lehrertauschkennzeichen in der UV-Spalte LTKZ. Zahl+Buchstabe; gleiche Zahl = Tauschgruppe, verschiedene Buchstaben = </w:t>
+            </w:r>
+            <w:r>
+              <w:rPr>
+                <w:lang w:val="de-DE"/>
+              </w:rPr>
+              <w:lastRenderedPageBreak/>
+              <w:t xml:space="preserve">austauschbare Rollen. </w:t>
             </w:r>
             <w:r>
               <w:t>Grundlage der Tausch-Optimierung (Button 10/14).</w:t>
@@ -19625,6 +19598,7 @@
               <w:pStyle w:val="Compact"/>
             </w:pPr>
             <w:r>
+              <w:lastRenderedPageBreak/>
               <w:t>Farben</w:t>
             </w:r>
           </w:p>
@@ -19727,7 +19701,6 @@
               <w:pStyle w:val="Compact"/>
             </w:pPr>
             <w:r>
-              <w:lastRenderedPageBreak/>
               <w:t>Angeheftete Pläne</w:t>
             </w:r>
           </w:p>
@@ -20204,6 +20177,7 @@
               <w:pStyle w:val="Compact"/>
             </w:pPr>
             <w:r>
+              <w:lastRenderedPageBreak/>
               <w:t>Plan-Editor</w:t>
             </w:r>
           </w:p>
@@ -20340,7 +20314,6 @@
               <w:pStyle w:val="Compact"/>
             </w:pPr>
             <w:r>
-              <w:lastRenderedPageBreak/>
               <w:t>Verschiebung mit Ausweich</w:t>
             </w:r>
           </w:p>
